--- a/doc/design_hs_dem.docx
+++ b/doc/design_hs_dem.docx
@@ -4074,6 +4074,9 @@
     <w:p>
       <w:pPr>
         <w:pStyle w:val="1"/>
+        <w:rPr>
+          <w:rFonts w:hint="eastAsia"/>
+        </w:rPr>
       </w:pPr>
       <w:r>
         <w:rPr>
@@ -4115,6 +4118,11 @@
       </w:r>
     </w:p>
     <w:p>
+      <w:pPr>
+        <w:rPr>
+          <w:rFonts w:hint="eastAsia"/>
+        </w:rPr>
+      </w:pPr>
       <w:r>
         <w:t>先滤波再抽取（decimate）等价于多相分解 + 低速</w:t>
       </w:r>
@@ -4129,6 +4137,11 @@
       </w:r>
     </w:p>
     <w:p>
+      <w:pPr>
+        <w:rPr>
+          <w:rFonts w:hint="eastAsia"/>
+        </w:rPr>
+      </w:pPr>
       <w:r>
         <w:rPr>
           <w:rFonts w:hint="eastAsia"/>
@@ -4137,11 +4150,21 @@
       </w:r>
     </w:p>
     <w:p>
+      <w:pPr>
+        <w:rPr>
+          <w:rFonts w:hint="eastAsia"/>
+        </w:rPr>
+      </w:pPr>
       <w:r>
         <w:t>假设滤波器长度是6：</w:t>
       </w:r>
     </w:p>
     <w:p>
+      <w:pPr>
+        <w:rPr>
+          <w:rFonts w:hint="eastAsia"/>
+        </w:rPr>
+      </w:pPr>
       <m:oMathPara>
         <m:oMath>
           <m:r>
@@ -4340,6 +4363,11 @@
       </m:oMathPara>
     </w:p>
     <w:p>
+      <w:pPr>
+        <w:rPr>
+          <w:rFonts w:hint="eastAsia"/>
+        </w:rPr>
+      </w:pPr>
       <w:r>
         <w:t>把它拆成两个“相位”：</w:t>
       </w:r>
@@ -4350,12 +4378,20 @@
           <w:ilvl w:val="0"/>
           <w:numId w:val="3"/>
         </w:numPr>
+        <w:rPr>
+          <w:rFonts w:hint="eastAsia"/>
+        </w:rPr>
       </w:pPr>
       <w:r>
         <w:t>Phase 0：</w:t>
       </w:r>
     </w:p>
     <w:p>
+      <w:pPr>
+        <w:rPr>
+          <w:rFonts w:hint="eastAsia"/>
+        </w:rPr>
+      </w:pPr>
       <m:oMathPara>
         <m:oMath>
           <m:r>
@@ -4466,6 +4502,9 @@
           <w:ilvl w:val="0"/>
           <w:numId w:val="3"/>
         </w:numPr>
+        <w:rPr>
+          <w:rFonts w:hint="eastAsia"/>
+        </w:rPr>
       </w:pPr>
       <w:r>
         <w:t>Phase 1：</w:t>
@@ -4474,6 +4513,7 @@
     <w:p>
       <w:pPr>
         <w:rPr>
+          <w:rFonts w:hint="eastAsia"/>
           <w:iCs/>
         </w:rPr>
       </w:pPr>
@@ -4582,6 +4622,11 @@
       </m:oMathPara>
     </w:p>
     <w:p>
+      <w:pPr>
+        <w:rPr>
+          <w:rFonts w:hint="eastAsia"/>
+        </w:rPr>
+      </w:pPr>
       <w:r>
         <w:t>这就是“多相”</w:t>
       </w:r>
@@ -4605,6 +4650,11 @@
       </w:r>
     </w:p>
     <w:p>
+      <w:pPr>
+        <w:rPr>
+          <w:rFonts w:hint="eastAsia"/>
+        </w:rPr>
+      </w:pPr>
       <w:r>
         <w:rPr>
           <w:rFonts w:hint="eastAsia"/>
@@ -4695,19 +4745,7 @@
           <w:rPr>
             <w:rFonts w:ascii="Cambria Math" w:hAnsi="Cambria Math"/>
           </w:rPr>
-          <m:t>,⋯,x[2n</m:t>
-        </m:r>
-        <m:r>
-          <w:rPr>
-            <w:rFonts w:ascii="Cambria Math" w:hAnsi="Cambria Math"/>
-          </w:rPr>
-          <m:t>-1</m:t>
-        </m:r>
-        <m:r>
-          <w:rPr>
-            <w:rFonts w:ascii="Cambria Math" w:hAnsi="Cambria Math"/>
-          </w:rPr>
-          <m:t>]</m:t>
+          <m:t>,⋯,x[2n-1]</m:t>
         </m:r>
       </m:oMath>
       <w:r>
@@ -4805,19 +4843,7 @@
           <w:rPr>
             <w:rFonts w:ascii="Cambria Math" w:hAnsi="Cambria Math"/>
           </w:rPr>
-          <m:t>,⋯,y[n</m:t>
-        </m:r>
-        <m:r>
-          <w:rPr>
-            <w:rFonts w:ascii="Cambria Math" w:hAnsi="Cambria Math"/>
-          </w:rPr>
-          <m:t>-1</m:t>
-        </m:r>
-        <m:r>
-          <w:rPr>
-            <w:rFonts w:ascii="Cambria Math" w:hAnsi="Cambria Math"/>
-          </w:rPr>
-          <m:t>]</m:t>
+          <m:t>,⋯,y[n-1]</m:t>
         </m:r>
       </m:oMath>
       <w:r>
@@ -4834,6 +4860,11 @@
       </w:r>
     </w:p>
     <w:p>
+      <w:pPr>
+        <w:rPr>
+          <w:rFonts w:hint="eastAsia"/>
+        </w:rPr>
+      </w:pPr>
       <w:r>
         <w:rPr>
           <w:rFonts w:hint="eastAsia"/>
@@ -4856,6 +4887,11 @@
       </w:r>
     </w:p>
     <w:p>
+      <w:pPr>
+        <w:rPr>
+          <w:rFonts w:hint="eastAsia"/>
+        </w:rPr>
+      </w:pPr>
       <w:r>
         <w:rPr>
           <w:rFonts w:hint="eastAsia"/>
@@ -4864,6 +4900,11 @@
       </w:r>
     </w:p>
     <w:p>
+      <w:pPr>
+        <w:rPr>
+          <w:rFonts w:hint="eastAsia"/>
+        </w:rPr>
+      </w:pPr>
       <m:oMathPara>
         <m:oMath>
           <m:r>
@@ -4914,13 +4955,7 @@
                 <w:rPr>
                   <w:rFonts w:ascii="Cambria Math" w:hAnsi="Cambria Math"/>
                 </w:rPr>
-                <m:t>2</m:t>
-              </m:r>
-              <m:r>
-                <w:rPr>
-                  <w:rFonts w:ascii="Cambria Math" w:hAnsi="Cambria Math"/>
-                </w:rPr>
-                <m:t>n-2</m:t>
+                <m:t>2n-2</m:t>
               </m:r>
             </m:e>
           </m:d>
@@ -4928,24 +4963,17 @@
             <w:rPr>
               <w:rFonts w:ascii="Cambria Math" w:hAnsi="Cambria Math"/>
             </w:rPr>
-            <m:t>,⋯,x[</m:t>
-          </m:r>
-          <m:r>
-            <w:rPr>
-              <w:rFonts w:ascii="Cambria Math" w:hAnsi="Cambria Math"/>
-            </w:rPr>
-            <m:t>0</m:t>
-          </m:r>
-          <m:r>
-            <w:rPr>
-              <w:rFonts w:ascii="Cambria Math" w:hAnsi="Cambria Math"/>
-            </w:rPr>
-            <m:t>]</m:t>
+            <m:t>,⋯,x[0]</m:t>
           </m:r>
         </m:oMath>
       </m:oMathPara>
     </w:p>
     <w:p>
+      <w:pPr>
+        <w:rPr>
+          <w:rFonts w:hint="eastAsia"/>
+        </w:rPr>
+      </w:pPr>
       <w:r>
         <w:rPr>
           <w:rFonts w:hint="eastAsia"/>
@@ -4956,6 +4984,7 @@
     <w:p>
       <w:pPr>
         <w:rPr>
+          <w:rFonts w:hint="eastAsia"/>
           <w:iCs/>
         </w:rPr>
       </w:pPr>
@@ -5019,7 +5048,13 @@
             <w:rPr>
               <w:rFonts w:ascii="Cambria Math" w:hAnsi="Cambria Math"/>
             </w:rPr>
-            <m:t>,⋯,h[6]</m:t>
+            <m:t>,⋯,h[</m:t>
+          </m:r>
+          <m:r>
+            <w:rPr>
+              <w:rFonts w:ascii="Cambria Math" w:hAnsi="Cambria Math"/>
+            </w:rPr>
+            <m:t>6]</m:t>
           </m:r>
         </m:oMath>
       </m:oMathPara>
@@ -5070,13 +5105,7 @@
                 <w:rPr>
                   <w:rFonts w:ascii="Cambria Math" w:hAnsi="Cambria Math"/>
                 </w:rPr>
-                <m:t>n</m:t>
-              </m:r>
-              <m:r>
-                <w:rPr>
-                  <w:rFonts w:ascii="Cambria Math" w:hAnsi="Cambria Math"/>
-                </w:rPr>
-                <m:t>-1</m:t>
+                <m:t>n-1</m:t>
               </m:r>
             </m:e>
           </m:d>
@@ -5134,13 +5163,7 @@
                 <w:rPr>
                   <w:rFonts w:ascii="Cambria Math" w:hAnsi="Cambria Math"/>
                 </w:rPr>
-                <m:t>2n</m:t>
-              </m:r>
-              <m:r>
-                <w:rPr>
-                  <w:rFonts w:ascii="Cambria Math" w:hAnsi="Cambria Math"/>
-                </w:rPr>
-                <m:t>-1</m:t>
+                <m:t>2n-1</m:t>
               </m:r>
             </m:e>
           </m:d>
@@ -5198,13 +5221,7 @@
                 <w:rPr>
                   <w:rFonts w:ascii="Cambria Math" w:hAnsi="Cambria Math"/>
                 </w:rPr>
-                <m:t>2n-</m:t>
-              </m:r>
-              <m:r>
-                <w:rPr>
-                  <w:rFonts w:ascii="Cambria Math" w:hAnsi="Cambria Math"/>
-                </w:rPr>
-                <m:t>2</m:t>
+                <m:t>2n-2</m:t>
               </m:r>
             </m:e>
           </m:d>
@@ -5262,13 +5279,7 @@
                 <w:rPr>
                   <w:rFonts w:ascii="Cambria Math" w:hAnsi="Cambria Math"/>
                 </w:rPr>
-                <m:t>2n-</m:t>
-              </m:r>
-              <m:r>
-                <w:rPr>
-                  <w:rFonts w:ascii="Cambria Math" w:hAnsi="Cambria Math"/>
-                </w:rPr>
-                <m:t>3</m:t>
+                <m:t>2n-3</m:t>
               </m:r>
             </m:e>
           </m:d>
@@ -5282,6 +5293,11 @@
       </m:oMathPara>
     </w:p>
     <w:p>
+      <w:pPr>
+        <w:rPr>
+          <w:rFonts w:hint="eastAsia"/>
+        </w:rPr>
+      </w:pPr>
       <w:r>
         <w:rPr>
           <w:rFonts w:hint="eastAsia"/>
@@ -5290,7 +5306,15 @@
       </w:r>
     </w:p>
     <w:p>
-      <w:r>
+      <w:pPr>
+        <w:rPr>
+          <w:rFonts w:hint="eastAsia"/>
+        </w:rPr>
+      </w:pPr>
+      <w:r>
+        <w:rPr>
+          <w:noProof/>
+        </w:rPr>
         <w:drawing>
           <wp:inline distT="0" distB="0" distL="0" distR="0" wp14:anchorId="69689D1D" wp14:editId="476ECB6A">
             <wp:extent cx="5274310" cy="766445"/>
@@ -5706,6 +5730,11 @@
       </m:oMathPara>
     </w:p>
     <w:p>
+      <w:pPr>
+        <w:rPr>
+          <w:rFonts w:hint="eastAsia"/>
+        </w:rPr>
+      </w:pPr>
       <w:r>
         <w:rPr>
           <w:rFonts w:hint="eastAsia"/>
@@ -5714,6 +5743,11 @@
       </w:r>
     </w:p>
     <w:p>
+      <w:pPr>
+        <w:rPr>
+          <w:rFonts w:hint="eastAsia"/>
+        </w:rPr>
+      </w:pPr>
       <m:oMathPara>
         <m:oMath>
           <m:r>
@@ -5752,6 +5786,11 @@
       </m:oMathPara>
     </w:p>
     <w:p>
+      <w:pPr>
+        <w:rPr>
+          <w:rFonts w:hint="eastAsia"/>
+        </w:rPr>
+      </w:pPr>
       <w:r>
         <w:rPr>
           <w:rFonts w:hint="eastAsia"/>
@@ -5768,25 +5807,7 @@
         <w:rPr>
           <w:rFonts w:hint="eastAsia"/>
         </w:rPr>
-        <w:t>x[2n-</w:t>
-      </w:r>
-      <w:r>
-        <w:rPr>
-          <w:rFonts w:hint="eastAsia"/>
-        </w:rPr>
-        <w:t>3</w:t>
-      </w:r>
-      <w:r>
-        <w:rPr>
-          <w:rFonts w:hint="eastAsia"/>
-        </w:rPr>
-        <w:t>]</w:t>
-      </w:r>
-      <w:r>
-        <w:rPr>
-          <w:rFonts w:hint="eastAsia"/>
-        </w:rPr>
-        <w:t>,</w:t>
+        <w:t>x[2n-3],</w:t>
       </w:r>
       <w:r>
         <w:rPr>
@@ -5798,28 +5819,15 @@
         <w:rPr>
           <w:rFonts w:hint="eastAsia"/>
         </w:rPr>
-        <w:t>x[2n-</w:t>
-      </w:r>
-      <w:r>
-        <w:rPr>
-          <w:rFonts w:hint="eastAsia"/>
-        </w:rPr>
-        <w:t>5</w:t>
-      </w:r>
-      <w:r>
-        <w:rPr>
-          <w:rFonts w:hint="eastAsia"/>
-        </w:rPr>
-        <w:t>]</w:t>
-      </w:r>
-      <w:r>
-        <w:rPr>
-          <w:rFonts w:hint="eastAsia"/>
-        </w:rPr>
-        <w:t>也是奇数项，但是h的坐标是从1开始，x的坐标是从0开始。</w:t>
-      </w:r>
-    </w:p>
-    <w:p>
+        <w:t>x[2n-5]也是奇数项，但是h的坐标是从1开始，x的坐标是从0开始。</w:t>
+      </w:r>
+    </w:p>
+    <w:p>
+      <w:pPr>
+        <w:rPr>
+          <w:rFonts w:hint="eastAsia"/>
+        </w:rPr>
+      </w:pPr>
       <w:proofErr w:type="spellStart"/>
       <w:r>
         <w:rPr>
@@ -5836,6 +5844,11 @@
       </w:r>
     </w:p>
     <w:p>
+      <w:pPr>
+        <w:rPr>
+          <w:rFonts w:hint="eastAsia"/>
+        </w:rPr>
+      </w:pPr>
       <w:proofErr w:type="spellStart"/>
       <w:proofErr w:type="gramStart"/>
       <w:r>
@@ -5848,16 +5861,31 @@
       </w:r>
     </w:p>
     <w:p>
+      <w:pPr>
+        <w:rPr>
+          <w:rFonts w:hint="eastAsia"/>
+        </w:rPr>
+      </w:pPr>
       <w:r>
         <w:t>close all;</w:t>
       </w:r>
     </w:p>
     <w:p>
+      <w:pPr>
+        <w:rPr>
+          <w:rFonts w:hint="eastAsia"/>
+        </w:rPr>
+      </w:pPr>
       <w:r>
         <w:t>h = [1,2,3,4,5,6]';</w:t>
       </w:r>
     </w:p>
     <w:p>
+      <w:pPr>
+        <w:rPr>
+          <w:rFonts w:hint="eastAsia"/>
+        </w:rPr>
+      </w:pPr>
       <w:proofErr w:type="spellStart"/>
       <w:r>
         <w:t>src_in</w:t>
@@ -5881,6 +5909,11 @@
       </w:r>
     </w:p>
     <w:p>
+      <w:pPr>
+        <w:rPr>
+          <w:rFonts w:hint="eastAsia"/>
+        </w:rPr>
+      </w:pPr>
       <w:proofErr w:type="spellStart"/>
       <w:r>
         <w:t>src_out</w:t>
@@ -5904,6 +5937,11 @@
       </w:r>
     </w:p>
     <w:p>
+      <w:pPr>
+        <w:rPr>
+          <w:rFonts w:hint="eastAsia"/>
+        </w:rPr>
+      </w:pPr>
       <w:proofErr w:type="spellStart"/>
       <w:r>
         <w:t>src_deci_out</w:t>
@@ -5930,6 +5968,11 @@
       </w:r>
     </w:p>
     <w:p>
+      <w:pPr>
+        <w:rPr>
+          <w:rFonts w:hint="eastAsia"/>
+        </w:rPr>
+      </w:pPr>
       <w:proofErr w:type="spellStart"/>
       <w:r>
         <w:t>h_odd</w:t>
@@ -5948,6 +5991,11 @@
       </w:r>
     </w:p>
     <w:p>
+      <w:pPr>
+        <w:rPr>
+          <w:rFonts w:hint="eastAsia"/>
+        </w:rPr>
+      </w:pPr>
       <w:proofErr w:type="spellStart"/>
       <w:r>
         <w:t>h_even</w:t>
@@ -5966,6 +6014,11 @@
       </w:r>
     </w:p>
     <w:p>
+      <w:pPr>
+        <w:rPr>
+          <w:rFonts w:hint="eastAsia"/>
+        </w:rPr>
+      </w:pPr>
       <w:proofErr w:type="spellStart"/>
       <w:r>
         <w:t>src_in_odd</w:t>
@@ -5992,6 +6045,11 @@
       </w:r>
     </w:p>
     <w:p>
+      <w:pPr>
+        <w:rPr>
+          <w:rFonts w:hint="eastAsia"/>
+        </w:rPr>
+      </w:pPr>
       <w:proofErr w:type="spellStart"/>
       <w:r>
         <w:t>src_in_even</w:t>
@@ -6018,12 +6076,22 @@
       </w:r>
     </w:p>
     <w:p>
+      <w:pPr>
+        <w:rPr>
+          <w:rFonts w:hint="eastAsia"/>
+        </w:rPr>
+      </w:pPr>
       <w:r>
         <w:lastRenderedPageBreak/>
         <w:t>% input two sample, output one sample</w:t>
       </w:r>
     </w:p>
     <w:p>
+      <w:pPr>
+        <w:rPr>
+          <w:rFonts w:hint="eastAsia"/>
+        </w:rPr>
+      </w:pPr>
       <w:proofErr w:type="spellStart"/>
       <w:r>
         <w:t>src_polyphase_out</w:t>
@@ -6066,11 +6134,21 @@
       </w:r>
     </w:p>
     <w:p>
+      <w:pPr>
+        <w:rPr>
+          <w:rFonts w:hint="eastAsia"/>
+        </w:rPr>
+      </w:pPr>
       <w:r>
         <w:t>figure</w:t>
       </w:r>
     </w:p>
     <w:p>
+      <w:pPr>
+        <w:rPr>
+          <w:rFonts w:hint="eastAsia"/>
+        </w:rPr>
+      </w:pPr>
       <w:r>
         <w:t>plot(</w:t>
       </w:r>
@@ -6089,6 +6167,11 @@
       </w:r>
     </w:p>
     <w:p>
+      <w:pPr>
+        <w:rPr>
+          <w:rFonts w:hint="eastAsia"/>
+        </w:rPr>
+      </w:pPr>
       <w:r>
         <w:t>plot(</w:t>
       </w:r>
@@ -6102,7 +6185,15 @@
       </w:r>
     </w:p>
     <w:p>
-      <w:r>
+      <w:pPr>
+        <w:rPr>
+          <w:rFonts w:hint="eastAsia"/>
+        </w:rPr>
+      </w:pPr>
+      <w:r>
+        <w:rPr>
+          <w:noProof/>
+        </w:rPr>
         <w:drawing>
           <wp:inline distT="0" distB="0" distL="0" distR="0" wp14:anchorId="0892D7BD" wp14:editId="281A5D15">
             <wp:extent cx="5274310" cy="2851150"/>
@@ -6141,6 +6232,11 @@
       </w:r>
     </w:p>
     <w:p>
+      <w:pPr>
+        <w:rPr>
+          <w:rFonts w:hint="eastAsia"/>
+        </w:rPr>
+      </w:pPr>
       <w:r>
         <w:rPr>
           <w:rFonts w:hint="eastAsia"/>
@@ -6149,6 +6245,11 @@
       </w:r>
     </w:p>
     <w:p>
+      <w:pPr>
+        <w:rPr>
+          <w:rFonts w:hint="eastAsia"/>
+        </w:rPr>
+      </w:pPr>
       <w:r>
         <w:rPr>
           <w:rFonts w:hint="eastAsia"/>
@@ -6165,6 +6266,11 @@
       </m:oMath>
     </w:p>
     <w:p>
+      <w:pPr>
+        <w:rPr>
+          <w:rFonts w:hint="eastAsia"/>
+        </w:rPr>
+      </w:pPr>
       <w:r>
         <w:rPr>
           <w:rFonts w:hint="eastAsia"/>
@@ -6229,6 +6335,11 @@
       </m:oMath>
     </w:p>
     <w:p>
+      <w:pPr>
+        <w:rPr>
+          <w:rFonts w:hint="eastAsia"/>
+        </w:rPr>
+      </w:pPr>
       <w:r>
         <w:rPr>
           <w:rFonts w:hint="eastAsia"/>
@@ -6237,6 +6348,11 @@
       </w:r>
     </w:p>
     <w:p>
+      <w:pPr>
+        <w:rPr>
+          <w:rFonts w:hint="eastAsia"/>
+        </w:rPr>
+      </w:pPr>
       <w:r>
         <w:rPr>
           <w:rFonts w:hint="eastAsia"/>
@@ -6424,6 +6540,11 @@
       </w:r>
     </w:p>
     <w:p>
+      <w:pPr>
+        <w:rPr>
+          <w:rFonts w:hint="eastAsia"/>
+        </w:rPr>
+      </w:pPr>
       <w:r>
         <w:rPr>
           <w:rFonts w:hint="eastAsia"/>
@@ -6490,7 +6611,7 @@
       <w:pPr>
         <w:ind w:firstLineChars="100" w:firstLine="240"/>
         <w:rPr>
-          <w:rFonts w:ascii="Cambria Math" w:hAnsi="Cambria Math" w:hint="eastAsia"/>
+          <w:rFonts w:ascii="Cambria Math" w:hAnsi="Cambria Math"/>
           <w:oMath/>
         </w:rPr>
       </w:pPr>
@@ -6542,6 +6663,11 @@
       </m:oMathPara>
     </w:p>
     <w:p>
+      <w:pPr>
+        <w:rPr>
+          <w:rFonts w:hint="eastAsia"/>
+        </w:rPr>
+      </w:pPr>
       <w:r>
         <w:rPr>
           <w:rFonts w:hint="eastAsia"/>
@@ -6550,6 +6676,11 @@
       </w:r>
     </w:p>
     <w:p>
+      <w:pPr>
+        <w:rPr>
+          <w:rFonts w:hint="eastAsia"/>
+        </w:rPr>
+      </w:pPr>
       <w:proofErr w:type="gramStart"/>
       <w:r>
         <w:rPr>
@@ -6566,6 +6697,11 @@
       </w:r>
     </w:p>
     <w:p>
+      <w:pPr>
+        <w:rPr>
+          <w:rFonts w:hint="eastAsia"/>
+        </w:rPr>
+      </w:pPr>
       <w:r>
         <w:rPr>
           <w:rFonts w:hint="eastAsia"/>
@@ -6574,6 +6710,11 @@
       </w:r>
     </w:p>
     <w:p>
+      <w:pPr>
+        <w:rPr>
+          <w:rFonts w:hint="eastAsia"/>
+        </w:rPr>
+      </w:pPr>
       <m:oMathPara>
         <m:oMath>
           <m:r>
@@ -6632,13 +6773,7 @@
             <w:rPr>
               <w:rFonts w:ascii="Cambria Math" w:hAnsi="Cambria Math"/>
             </w:rPr>
-            <m:t>,0,</m:t>
-          </m:r>
-          <m:r>
-            <w:rPr>
-              <w:rFonts w:ascii="Cambria Math" w:hAnsi="Cambria Math"/>
-            </w:rPr>
-            <m:t>x</m:t>
+            <m:t>,0,x</m:t>
           </m:r>
           <m:d>
             <m:dPr>
@@ -6664,18 +6799,17 @@
             <w:rPr>
               <w:rFonts w:ascii="Cambria Math" w:hAnsi="Cambria Math"/>
             </w:rPr>
-            <m:t>,0</m:t>
-          </m:r>
-          <m:r>
-            <w:rPr>
-              <w:rFonts w:ascii="Cambria Math" w:hAnsi="Cambria Math"/>
-            </w:rPr>
-            <m:t>⋯</m:t>
+            <m:t>,0⋯</m:t>
           </m:r>
         </m:oMath>
       </m:oMathPara>
     </w:p>
     <w:p>
+      <w:pPr>
+        <w:rPr>
+          <w:rFonts w:hint="eastAsia"/>
+        </w:rPr>
+      </w:pPr>
       <w:r>
         <w:rPr>
           <w:rFonts w:hint="eastAsia"/>
@@ -6685,6 +6819,11 @@
       </w:r>
     </w:p>
     <w:p>
+      <w:pPr>
+        <w:rPr>
+          <w:rFonts w:hint="eastAsia"/>
+        </w:rPr>
+      </w:pPr>
       <m:oMathPara>
         <m:oMath>
           <m:r>
@@ -6717,13 +6856,7 @@
             <w:rPr>
               <w:rFonts w:ascii="Cambria Math" w:hAnsi="Cambria Math"/>
             </w:rPr>
-            <m:t>,</m:t>
-          </m:r>
-          <m:r>
-            <w:rPr>
-              <w:rFonts w:ascii="Cambria Math" w:hAnsi="Cambria Math"/>
-            </w:rPr>
-            <m:t>h</m:t>
+            <m:t>,h</m:t>
           </m:r>
           <m:d>
             <m:dPr>
@@ -6749,13 +6882,7 @@
             <w:rPr>
               <w:rFonts w:ascii="Cambria Math" w:hAnsi="Cambria Math"/>
             </w:rPr>
-            <m:t>,</m:t>
-          </m:r>
-          <m:r>
-            <w:rPr>
-              <w:rFonts w:ascii="Cambria Math" w:hAnsi="Cambria Math"/>
-            </w:rPr>
-            <m:t>h</m:t>
+            <m:t>,h</m:t>
           </m:r>
           <m:d>
             <m:dPr>
@@ -6781,13 +6908,7 @@
             <w:rPr>
               <w:rFonts w:ascii="Cambria Math" w:hAnsi="Cambria Math"/>
             </w:rPr>
-            <m:t>,</m:t>
-          </m:r>
-          <m:r>
-            <w:rPr>
-              <w:rFonts w:ascii="Cambria Math" w:hAnsi="Cambria Math"/>
-            </w:rPr>
-            <m:t>h</m:t>
+            <m:t>,h</m:t>
           </m:r>
           <m:d>
             <m:dPr>
@@ -6813,13 +6934,7 @@
             <w:rPr>
               <w:rFonts w:ascii="Cambria Math" w:hAnsi="Cambria Math"/>
             </w:rPr>
-            <m:t>,</m:t>
-          </m:r>
-          <m:r>
-            <w:rPr>
-              <w:rFonts w:ascii="Cambria Math" w:hAnsi="Cambria Math"/>
-            </w:rPr>
-            <m:t>h</m:t>
+            <m:t>,h</m:t>
           </m:r>
           <m:d>
             <m:dPr>
@@ -6845,13 +6960,7 @@
             <w:rPr>
               <w:rFonts w:ascii="Cambria Math" w:hAnsi="Cambria Math"/>
             </w:rPr>
-            <m:t>,</m:t>
-          </m:r>
-          <m:r>
-            <w:rPr>
-              <w:rFonts w:ascii="Cambria Math" w:hAnsi="Cambria Math"/>
-            </w:rPr>
-            <m:t>h</m:t>
+            <m:t>,h</m:t>
           </m:r>
           <m:d>
             <m:dPr>
@@ -6877,6 +6986,11 @@
       </m:oMathPara>
     </w:p>
     <w:p>
+      <w:pPr>
+        <w:rPr>
+          <w:rFonts w:hint="eastAsia"/>
+        </w:rPr>
+      </w:pPr>
       <w:r>
         <w:rPr>
           <w:rFonts w:hint="eastAsia"/>
@@ -6919,6 +7033,11 @@
       </m:oMath>
     </w:p>
     <w:p>
+      <w:pPr>
+        <w:rPr>
+          <w:rFonts w:hint="eastAsia"/>
+        </w:rPr>
+      </w:pPr>
       <w:r>
         <w:rPr>
           <w:rFonts w:hint="eastAsia"/>
@@ -6944,6 +7063,11 @@
       </m:oMathPara>
     </w:p>
     <w:p>
+      <w:pPr>
+        <w:rPr>
+          <w:rFonts w:hint="eastAsia"/>
+        </w:rPr>
+      </w:pPr>
       <w:r>
         <w:rPr>
           <w:rFonts w:hint="eastAsia"/>
@@ -7119,6 +7243,11 @@
       </m:oMathPara>
     </w:p>
     <w:p>
+      <w:pPr>
+        <w:rPr>
+          <w:rFonts w:hint="eastAsia"/>
+        </w:rPr>
+      </w:pPr>
       <w:r>
         <w:rPr>
           <w:rFonts w:hint="eastAsia"/>
@@ -7370,6 +7499,11 @@
       </m:oMath>
     </w:p>
     <w:p>
+      <w:pPr>
+        <w:rPr>
+          <w:rFonts w:hint="eastAsia"/>
+        </w:rPr>
+      </w:pPr>
       <w:r>
         <w:rPr>
           <w:rFonts w:hint="eastAsia"/>
@@ -7428,6 +7562,11 @@
       </m:oMath>
     </w:p>
     <w:p>
+      <w:pPr>
+        <w:rPr>
+          <w:rFonts w:hint="eastAsia"/>
+        </w:rPr>
+      </w:pPr>
       <w:r>
         <w:rPr>
           <w:rFonts w:hint="eastAsia"/>
@@ -7546,7 +7685,7 @@
     <w:p>
       <w:pPr>
         <w:rPr>
-          <w:rFonts w:ascii="Cambria Math" w:hAnsi="Cambria Math" w:hint="eastAsia"/>
+          <w:rFonts w:ascii="Cambria Math" w:hAnsi="Cambria Math"/>
           <w:oMath/>
         </w:rPr>
       </w:pPr>
@@ -7554,19 +7693,7 @@
         <w:rPr>
           <w:rFonts w:hint="eastAsia"/>
         </w:rPr>
-        <w:t xml:space="preserve">Branch </w:t>
-      </w:r>
-      <w:r>
-        <w:rPr>
-          <w:rFonts w:hint="eastAsia"/>
-        </w:rPr>
-        <w:t>2</w:t>
-      </w:r>
-      <w:r>
-        <w:rPr>
-          <w:rFonts w:hint="eastAsia"/>
-        </w:rPr>
-        <w:t>输出：</w:t>
+        <w:t>Branch 2输出：</w:t>
       </w:r>
       <m:oMath>
         <m:r>
@@ -7701,6 +7828,11 @@
       </w:r>
     </w:p>
     <w:p>
+      <w:pPr>
+        <w:rPr>
+          <w:rFonts w:hint="eastAsia"/>
+        </w:rPr>
+      </w:pPr>
       <w:r>
         <w:rPr>
           <w:rFonts w:hint="eastAsia"/>
@@ -7743,6 +7875,11 @@
       </w:r>
     </w:p>
     <w:p>
+      <w:pPr>
+        <w:rPr>
+          <w:rFonts w:hint="eastAsia"/>
+        </w:rPr>
+      </w:pPr>
       <m:oMath>
         <m:r>
           <w:rPr>
@@ -7829,6 +7966,7 @@
     <w:p>
       <w:pPr>
         <w:rPr>
+          <w:rFonts w:hint="eastAsia"/>
           <w:i/>
         </w:rPr>
       </w:pPr>
@@ -7908,6 +8046,11 @@
       </m:oMathPara>
     </w:p>
     <w:p>
+      <w:pPr>
+        <w:rPr>
+          <w:rFonts w:hint="eastAsia"/>
+        </w:rPr>
+      </w:pPr>
       <w:r>
         <w:rPr>
           <w:rFonts w:hint="eastAsia"/>
@@ -7969,13 +8112,7 @@
           <w:rPr>
             <w:rFonts w:ascii="Cambria Math" w:hAnsi="Cambria Math"/>
           </w:rPr>
-          <m:t>μ</m:t>
-        </m:r>
-        <m:r>
-          <w:rPr>
-            <w:rFonts w:ascii="Cambria Math" w:hAnsi="Cambria Math"/>
-          </w:rPr>
-          <m:t>=0.3</m:t>
+          <m:t>μ=0.3</m:t>
         </m:r>
       </m:oMath>
       <w:r>
@@ -8012,6 +8149,11 @@
       </m:oMath>
     </w:p>
     <w:p>
+      <w:pPr>
+        <w:rPr>
+          <w:rFonts w:hint="eastAsia"/>
+        </w:rPr>
+      </w:pPr>
       <w:r>
         <w:rPr>
           <w:rFonts w:hint="eastAsia"/>
@@ -8124,6 +8266,11 @@
       </w:r>
     </w:p>
     <w:p>
+      <w:pPr>
+        <w:rPr>
+          <w:rFonts w:hint="eastAsia"/>
+        </w:rPr>
+      </w:pPr>
       <w:r>
         <w:rPr>
           <w:rFonts w:hint="eastAsia"/>
@@ -8184,6 +8331,11 @@
       </w:r>
     </w:p>
     <w:p>
+      <w:pPr>
+        <w:rPr>
+          <w:rFonts w:hint="eastAsia"/>
+        </w:rPr>
+      </w:pPr>
       <w:r>
         <w:rPr>
           <w:rFonts w:hint="eastAsia"/>
@@ -8192,6 +8344,11 @@
       </w:r>
     </w:p>
     <w:p>
+      <w:pPr>
+        <w:rPr>
+          <w:rFonts w:hint="eastAsia"/>
+        </w:rPr>
+      </w:pPr>
       <w:r>
         <w:rPr>
           <w:rFonts w:hint="eastAsia"/>
@@ -8202,6 +8359,7 @@
     <w:p>
       <w:pPr>
         <w:rPr>
+          <w:rFonts w:hint="eastAsia"/>
           <w:iCs/>
         </w:rPr>
       </w:pPr>
@@ -8295,6 +8453,7 @@
     <w:p>
       <w:pPr>
         <w:rPr>
+          <w:rFonts w:hint="eastAsia"/>
           <w:iCs/>
         </w:rPr>
       </w:pPr>
@@ -8309,6 +8468,7 @@
     <w:p>
       <w:pPr>
         <w:rPr>
+          <w:rFonts w:hint="eastAsia"/>
           <w:iCs/>
         </w:rPr>
       </w:pPr>
@@ -8402,6 +8562,7 @@
     <w:p>
       <w:pPr>
         <w:rPr>
+          <w:rFonts w:hint="eastAsia"/>
           <w:iCs/>
         </w:rPr>
       </w:pPr>
@@ -8495,6 +8656,7 @@
     <w:p>
       <w:pPr>
         <w:rPr>
+          <w:rFonts w:hint="eastAsia"/>
           <w:iCs/>
         </w:rPr>
       </w:pPr>
@@ -8588,6 +8750,7 @@
     <w:p>
       <w:pPr>
         <w:rPr>
+          <w:rFonts w:hint="eastAsia"/>
           <w:iCs/>
         </w:rPr>
       </w:pPr>
@@ -8602,6 +8765,7 @@
     <w:p>
       <w:pPr>
         <w:rPr>
+          <w:rFonts w:hint="eastAsia"/>
           <w:iCs/>
         </w:rPr>
       </w:pPr>
@@ -8678,19 +8842,7 @@
             <w:rPr>
               <w:rFonts w:ascii="Cambria Math" w:hAnsi="Cambria Math" w:cs="Cambria Math"/>
             </w:rPr>
-            <m:t>+</m:t>
-          </m:r>
-          <m:r>
-            <w:rPr>
-              <w:rFonts w:ascii="Cambria Math" w:hAnsi="Cambria Math" w:cs="Cambria Math"/>
-            </w:rPr>
-            <m:t>0</m:t>
-          </m:r>
-          <m:r>
-            <w:rPr>
-              <w:rFonts w:ascii="Cambria Math" w:hAnsi="Cambria Math" w:cs="Cambria Math"/>
-            </w:rPr>
-            <m:t>×</m:t>
+            <m:t>+0×</m:t>
           </m:r>
           <m:r>
             <m:rPr>
@@ -8707,6 +8859,7 @@
     <w:p>
       <w:pPr>
         <w:rPr>
+          <w:rFonts w:hint="eastAsia"/>
           <w:iCs/>
         </w:rPr>
       </w:pPr>
@@ -8783,13 +8936,7 @@
             <w:rPr>
               <w:rFonts w:ascii="Cambria Math" w:hAnsi="Cambria Math" w:cs="Cambria Math"/>
             </w:rPr>
-            <m:t>+</m:t>
-          </m:r>
-          <m:r>
-            <w:rPr>
-              <w:rFonts w:ascii="Cambria Math" w:hAnsi="Cambria Math" w:cs="Cambria Math"/>
-            </w:rPr>
-            <m:t>1×</m:t>
+            <m:t>+1×</m:t>
           </m:r>
           <m:r>
             <m:rPr>
@@ -8806,6 +8953,7 @@
     <w:p>
       <w:pPr>
         <w:rPr>
+          <w:rFonts w:hint="eastAsia"/>
           <w:iCs/>
         </w:rPr>
       </w:pPr>
@@ -8882,13 +9030,7 @@
             <w:rPr>
               <w:rFonts w:ascii="Cambria Math" w:hAnsi="Cambria Math" w:cs="Cambria Math"/>
             </w:rPr>
-            <m:t>+</m:t>
-          </m:r>
-          <m:r>
-            <w:rPr>
-              <w:rFonts w:ascii="Cambria Math" w:hAnsi="Cambria Math" w:cs="Cambria Math"/>
-            </w:rPr>
-            <m:t>2×</m:t>
+            <m:t>+2×</m:t>
           </m:r>
           <m:r>
             <m:rPr>
@@ -8982,13 +9124,7 @@
             <w:rPr>
               <w:rFonts w:ascii="Cambria Math" w:hAnsi="Cambria Math" w:cs="Cambria Math"/>
             </w:rPr>
-            <m:t>+</m:t>
-          </m:r>
-          <m:r>
-            <w:rPr>
-              <w:rFonts w:ascii="Cambria Math" w:hAnsi="Cambria Math" w:cs="Cambria Math"/>
-            </w:rPr>
-            <m:t>3×</m:t>
+            <m:t>+3×</m:t>
           </m:r>
           <m:r>
             <m:rPr>
@@ -9005,6 +9141,7 @@
     <w:p>
       <w:pPr>
         <w:rPr>
+          <w:rFonts w:hint="eastAsia"/>
           <w:iCs/>
         </w:rPr>
       </w:pPr>
@@ -9019,6 +9156,7 @@
     <w:p>
       <w:pPr>
         <w:rPr>
+          <w:rFonts w:hint="eastAsia"/>
           <w:iCs/>
         </w:rPr>
       </w:pPr>
@@ -9121,6 +9259,7 @@
     <w:p>
       <w:pPr>
         <w:rPr>
+          <w:rFonts w:hint="eastAsia"/>
           <w:iCs/>
         </w:rPr>
       </w:pPr>
@@ -9135,6 +9274,7 @@
     <w:p>
       <w:pPr>
         <w:rPr>
+          <w:rFonts w:hint="eastAsia"/>
           <w:iCs/>
         </w:rPr>
       </w:pPr>
@@ -9184,6 +9324,7 @@
     <w:p>
       <w:pPr>
         <w:rPr>
+          <w:rFonts w:hint="eastAsia"/>
           <w:iCs/>
         </w:rPr>
       </w:pPr>
@@ -9260,6 +9401,7 @@
       <w:pPr>
         <w:ind w:firstLine="480"/>
         <w:rPr>
+          <w:rFonts w:hint="eastAsia"/>
           <w:iCs/>
         </w:rPr>
       </w:pPr>
@@ -9274,6 +9416,7 @@
     <w:p>
       <w:pPr>
         <w:rPr>
+          <w:rFonts w:hint="eastAsia"/>
           <w:iCs/>
         </w:rPr>
       </w:pPr>
@@ -9591,6 +9734,7 @@
     <w:p>
       <w:pPr>
         <w:rPr>
+          <w:rFonts w:hint="eastAsia"/>
           <w:iCs/>
         </w:rPr>
       </w:pPr>
@@ -9672,6 +9816,11 @@
       </w:r>
     </w:p>
     <w:p>
+      <w:pPr>
+        <w:rPr>
+          <w:rFonts w:hint="eastAsia"/>
+        </w:rPr>
+      </w:pPr>
       <w:r>
         <w:rPr>
           <w:rFonts w:hint="eastAsia"/>
@@ -9891,12 +10040,14 @@
       <w:pPr>
         <w:jc w:val="center"/>
         <w:rPr>
+          <w:rFonts w:hint="eastAsia"/>
           <w:i/>
         </w:rPr>
       </w:pPr>
       <w:r>
         <w:rPr>
           <w:i/>
+          <w:noProof/>
         </w:rPr>
         <w:drawing>
           <wp:inline distT="0" distB="0" distL="0" distR="0" wp14:anchorId="79F979B8" wp14:editId="0A72FA5F">
@@ -9938,6 +10089,7 @@
     <w:p>
       <w:pPr>
         <w:rPr>
+          <w:rFonts w:hint="eastAsia"/>
           <w:iCs/>
         </w:rPr>
       </w:pPr>
@@ -9973,6 +10125,7 @@
     <w:p>
       <w:pPr>
         <w:rPr>
+          <w:rFonts w:hint="eastAsia"/>
           <w:iCs/>
         </w:rPr>
       </w:pPr>
@@ -9999,6 +10152,7 @@
     <w:p>
       <w:pPr>
         <w:rPr>
+          <w:rFonts w:hint="eastAsia"/>
           <w:iCs/>
         </w:rPr>
       </w:pPr>
@@ -10089,6 +10243,7 @@
     <w:p>
       <w:pPr>
         <w:rPr>
+          <w:rFonts w:hint="eastAsia"/>
           <w:iCs/>
         </w:rPr>
       </w:pPr>
@@ -10112,6 +10267,7 @@
     <w:p>
       <w:pPr>
         <w:rPr>
+          <w:rFonts w:hint="eastAsia"/>
           <w:iCs/>
         </w:rPr>
       </w:pPr>
@@ -10126,6 +10282,7 @@
     <w:p>
       <w:pPr>
         <w:rPr>
+          <w:rFonts w:hint="eastAsia"/>
           <w:iCs/>
         </w:rPr>
       </w:pPr>
@@ -10216,6 +10373,7 @@
     <w:p>
       <w:pPr>
         <w:rPr>
+          <w:rFonts w:hint="eastAsia"/>
           <w:iCs/>
         </w:rPr>
       </w:pPr>
@@ -10239,21 +10397,7 @@
           <w:rFonts w:hint="eastAsia"/>
           <w:iCs/>
         </w:rPr>
-        <w:t>是一个“</w:t>
-      </w:r>
-      <w:r>
-        <w:rPr>
-          <w:rFonts w:hint="eastAsia"/>
-          <w:iCs/>
-        </w:rPr>
-        <w:t>连续函数</w:t>
-      </w:r>
-      <w:r>
-        <w:rPr>
-          <w:rFonts w:hint="eastAsia"/>
-          <w:iCs/>
-        </w:rPr>
-        <w:t>”。理想的插值函数是SINC函数。</w:t>
+        <w:t>是一个“连续函数”。理想的插值函数是SINC函数。</w:t>
       </w:r>
       <w:r>
         <w:rPr>
@@ -10267,6 +10411,7 @@
     <w:p>
       <w:pPr>
         <w:rPr>
+          <w:rFonts w:hint="eastAsia"/>
           <w:iCs/>
         </w:rPr>
       </w:pPr>
@@ -10322,6 +10467,7 @@
       <w:r>
         <w:rPr>
           <w:iCs/>
+          <w:noProof/>
         </w:rPr>
         <w:drawing>
           <wp:inline distT="0" distB="0" distL="0" distR="0" wp14:anchorId="4D4287B2" wp14:editId="20F3D6A5">
@@ -10363,6 +10509,7 @@
     <w:p>
       <w:pPr>
         <w:rPr>
+          <w:rFonts w:hint="eastAsia"/>
           <w:iCs/>
         </w:rPr>
       </w:pPr>
@@ -10377,6 +10524,7 @@
     <w:p>
       <w:pPr>
         <w:rPr>
+          <w:rFonts w:hint="eastAsia"/>
           <w:iCs/>
         </w:rPr>
       </w:pPr>
@@ -10465,6 +10613,7 @@
     <w:p>
       <w:pPr>
         <w:rPr>
+          <w:rFonts w:hint="eastAsia"/>
           <w:iCs/>
         </w:rPr>
       </w:pPr>
@@ -10482,6 +10631,7 @@
     <w:p>
       <w:pPr>
         <w:rPr>
+          <w:rFonts w:hint="eastAsia"/>
           <w:iCs/>
         </w:rPr>
       </w:pPr>
@@ -10496,12 +10646,14 @@
     <w:p>
       <w:pPr>
         <w:rPr>
-          <w:iCs/>
-        </w:rPr>
-      </w:pPr>
-      <w:r>
-        <w:rPr>
-          <w:iCs/>
+          <w:rFonts w:hint="eastAsia"/>
+          <w:iCs/>
+        </w:rPr>
+      </w:pPr>
+      <w:r>
+        <w:rPr>
+          <w:iCs/>
+          <w:noProof/>
         </w:rPr>
         <w:lastRenderedPageBreak/>
         <w:drawing>
@@ -10544,6 +10696,7 @@
     <w:p>
       <w:pPr>
         <w:rPr>
+          <w:rFonts w:hint="eastAsia"/>
           <w:iCs/>
         </w:rPr>
       </w:pPr>
@@ -10565,6 +10718,7 @@
       <w:r>
         <w:rPr>
           <w:iCs/>
+          <w:noProof/>
         </w:rPr>
         <w:drawing>
           <wp:inline distT="0" distB="0" distL="0" distR="0" wp14:anchorId="279CF37C" wp14:editId="498E1493">
@@ -10624,6 +10778,11 @@
       </w:r>
     </w:p>
     <w:p>
+      <w:pPr>
+        <w:rPr>
+          <w:rFonts w:hint="eastAsia"/>
+        </w:rPr>
+      </w:pPr>
       <w:r>
         <w:rPr>
           <w:rFonts w:hint="eastAsia"/>
@@ -10638,6 +10797,9 @@
           <w:ilvl w:val="0"/>
           <w:numId w:val="4"/>
         </w:numPr>
+        <w:rPr>
+          <w:rFonts w:hint="eastAsia"/>
+        </w:rPr>
       </w:pPr>
       <w:r>
         <w:t xml:space="preserve">不需要32相 </w:t>
@@ -10650,6 +10812,9 @@
           <w:ilvl w:val="0"/>
           <w:numId w:val="4"/>
         </w:numPr>
+        <w:rPr>
+          <w:rFonts w:hint="eastAsia"/>
+        </w:rPr>
       </w:pPr>
       <w:r>
         <w:t xml:space="preserve">μ连续 </w:t>
@@ -10662,6 +10827,9 @@
           <w:ilvl w:val="0"/>
           <w:numId w:val="4"/>
         </w:numPr>
+        <w:rPr>
+          <w:rFonts w:hint="eastAsia"/>
+        </w:rPr>
       </w:pPr>
       <w:r>
         <w:t>用多项式逼近</w:t>
@@ -10673,8 +10841,19 @@
         <w:t>，而不是滤波</w:t>
       </w:r>
     </w:p>
-    <w:p/>
-    <w:p>
+    <w:p>
+      <w:pPr>
+        <w:rPr>
+          <w:rFonts w:hint="eastAsia"/>
+        </w:rPr>
+      </w:pPr>
+    </w:p>
+    <w:p>
+      <w:pPr>
+        <w:rPr>
+          <w:rFonts w:hint="eastAsia"/>
+        </w:rPr>
+      </w:pPr>
       <w:r>
         <w:lastRenderedPageBreak/>
         <w:t>Farrow 结构的最大优势</w:t>
@@ -10727,6 +10906,11 @@
       </w:r>
     </w:p>
     <w:p>
+      <w:pPr>
+        <w:rPr>
+          <w:rFonts w:hint="eastAsia"/>
+        </w:rPr>
+      </w:pPr>
       <w:r>
         <w:rPr>
           <w:rFonts w:hint="eastAsia"/>
@@ -10899,6 +11083,11 @@
       </m:oMathPara>
     </w:p>
     <w:p>
+      <w:pPr>
+        <w:rPr>
+          <w:rFonts w:hint="eastAsia"/>
+        </w:rPr>
+      </w:pPr>
       <m:oMath>
         <m:sSub>
           <m:sSubPr>
@@ -10977,6 +11166,7 @@
     <w:p>
       <w:pPr>
         <w:rPr>
+          <w:rFonts w:hint="eastAsia"/>
           <w:iCs/>
         </w:rPr>
       </w:pPr>
@@ -11051,6 +11241,7 @@
     <w:p>
       <w:pPr>
         <w:rPr>
+          <w:rFonts w:hint="eastAsia"/>
           <w:iCs/>
         </w:rPr>
       </w:pPr>
@@ -11079,6 +11270,7 @@
     <w:p>
       <w:pPr>
         <w:rPr>
+          <w:rFonts w:hint="eastAsia"/>
           <w:iCs/>
         </w:rPr>
       </w:pPr>
@@ -11093,6 +11285,7 @@
     <w:p>
       <w:pPr>
         <w:rPr>
+          <w:rFonts w:hint="eastAsia"/>
           <w:iCs/>
         </w:rPr>
       </w:pPr>
@@ -11122,6 +11315,7 @@
     <w:p>
       <w:pPr>
         <w:rPr>
+          <w:rFonts w:hint="eastAsia"/>
           <w:iCs/>
         </w:rPr>
       </w:pPr>
@@ -11451,6 +11645,7 @@
     <w:p>
       <w:pPr>
         <w:rPr>
+          <w:rFonts w:hint="eastAsia"/>
           <w:iCs/>
         </w:rPr>
       </w:pPr>
@@ -11780,6 +11975,7 @@
     <w:p>
       <w:pPr>
         <w:rPr>
+          <w:rFonts w:hint="eastAsia"/>
           <w:iCs/>
         </w:rPr>
       </w:pPr>
@@ -12125,6 +12321,7 @@
     <w:p>
       <w:pPr>
         <w:rPr>
+          <w:rFonts w:hint="eastAsia"/>
           <w:iCs/>
         </w:rPr>
       </w:pPr>
@@ -12454,6 +12651,7 @@
     <w:p>
       <w:pPr>
         <w:rPr>
+          <w:rFonts w:hint="eastAsia"/>
           <w:iCs/>
         </w:rPr>
       </w:pPr>
@@ -12590,6 +12788,7 @@
     <w:p>
       <w:pPr>
         <w:rPr>
+          <w:rFonts w:hint="eastAsia"/>
           <w:iCs/>
         </w:rPr>
       </w:pPr>
@@ -12600,6 +12799,7 @@
               <w:rFonts w:ascii="Cambria Math" w:hAnsi="Cambria Math"/>
               <w:i/>
               <w:iCs/>
+              <w:noProof/>
             </w:rPr>
             <w:drawing>
               <wp:inline distT="0" distB="0" distL="0" distR="0" wp14:anchorId="0776957F" wp14:editId="56959DCE">
@@ -12643,6 +12843,7 @@
     <w:p>
       <w:pPr>
         <w:rPr>
+          <w:rFonts w:hint="eastAsia"/>
           <w:iCs/>
         </w:rPr>
       </w:pPr>
@@ -12657,6 +12858,7 @@
     <w:p>
       <w:pPr>
         <w:rPr>
+          <w:rFonts w:hint="eastAsia"/>
           <w:iCs/>
         </w:rPr>
       </w:pPr>
@@ -12671,6 +12873,7 @@
     <w:p>
       <w:pPr>
         <w:rPr>
+          <w:rFonts w:hint="eastAsia"/>
           <w:iCs/>
         </w:rPr>
       </w:pPr>
@@ -13676,6 +13879,7 @@
     <w:p>
       <w:pPr>
         <w:rPr>
+          <w:rFonts w:hint="eastAsia"/>
           <w:iCs/>
         </w:rPr>
       </w:pPr>
@@ -13690,6 +13894,7 @@
     <w:p>
       <w:pPr>
         <w:rPr>
+          <w:rFonts w:hint="eastAsia"/>
           <w:iCs/>
         </w:rPr>
       </w:pPr>
@@ -13957,6 +14162,7 @@
     <w:p>
       <w:pPr>
         <w:rPr>
+          <w:rFonts w:hint="eastAsia"/>
           <w:iCs/>
         </w:rPr>
       </w:pPr>
@@ -13970,6 +14176,7 @@
     <w:p>
       <w:pPr>
         <w:rPr>
+          <w:rFonts w:hint="eastAsia"/>
           <w:iCs/>
         </w:rPr>
       </w:pPr>
@@ -14216,12 +14423,14 @@
       <w:pPr>
         <w:jc w:val="center"/>
         <w:rPr>
-          <w:iCs/>
-        </w:rPr>
-      </w:pPr>
-      <w:r>
-        <w:rPr>
-          <w:iCs/>
+          <w:rFonts w:hint="eastAsia"/>
+          <w:iCs/>
+        </w:rPr>
+      </w:pPr>
+      <w:r>
+        <w:rPr>
+          <w:iCs/>
+          <w:noProof/>
         </w:rPr>
         <w:drawing>
           <wp:inline distT="0" distB="0" distL="0" distR="0" wp14:anchorId="7FC7ECBF" wp14:editId="42E150F2">
@@ -14264,6 +14473,7 @@
       <w:pPr>
         <w:jc w:val="left"/>
         <w:rPr>
+          <w:rFonts w:hint="eastAsia"/>
           <w:iCs/>
         </w:rPr>
       </w:pPr>
@@ -14326,6 +14536,7 @@
       <w:pPr>
         <w:jc w:val="left"/>
         <w:rPr>
+          <w:rFonts w:hint="eastAsia"/>
           <w:iCs/>
         </w:rPr>
       </w:pPr>
@@ -14341,6 +14552,7 @@
       <w:pPr>
         <w:jc w:val="left"/>
         <w:rPr>
+          <w:rFonts w:hint="eastAsia"/>
           <w:iCs/>
         </w:rPr>
       </w:pPr>
@@ -14404,6 +14616,7 @@
       <w:pPr>
         <w:jc w:val="left"/>
         <w:rPr>
+          <w:rFonts w:hint="eastAsia"/>
           <w:iCs/>
         </w:rPr>
       </w:pPr>
@@ -14433,6 +14646,7 @@
       <w:pPr>
         <w:jc w:val="left"/>
         <w:rPr>
+          <w:rFonts w:hint="eastAsia"/>
           <w:iCs/>
         </w:rPr>
       </w:pPr>
@@ -14495,6 +14709,7 @@
       <w:pPr>
         <w:jc w:val="left"/>
         <w:rPr>
+          <w:rFonts w:hint="eastAsia"/>
           <w:iCs/>
         </w:rPr>
       </w:pPr>
@@ -14509,12 +14724,14 @@
     <w:p>
       <w:pPr>
         <w:rPr>
-          <w:iCs/>
-        </w:rPr>
-      </w:pPr>
-      <w:r>
-        <w:rPr>
-          <w:iCs/>
+          <w:rFonts w:hint="eastAsia"/>
+          <w:iCs/>
+        </w:rPr>
+      </w:pPr>
+      <w:r>
+        <w:rPr>
+          <w:iCs/>
+          <w:noProof/>
         </w:rPr>
         <w:lastRenderedPageBreak/>
         <w:drawing>
@@ -14557,6 +14774,7 @@
     <w:p>
       <w:pPr>
         <w:rPr>
+          <w:rFonts w:hint="eastAsia"/>
           <w:iCs/>
         </w:rPr>
       </w:pPr>
@@ -14587,6 +14805,11 @@
       </w:r>
     </w:p>
     <w:p>
+      <w:pPr>
+        <w:rPr>
+          <w:rFonts w:hint="eastAsia"/>
+        </w:rPr>
+      </w:pPr>
       <w:r>
         <w:rPr>
           <w:rFonts w:hint="eastAsia"/>
@@ -14595,6 +14818,11 @@
       </w:r>
     </w:p>
     <w:p>
+      <w:pPr>
+        <w:rPr>
+          <w:rFonts w:hint="eastAsia"/>
+        </w:rPr>
+      </w:pPr>
       <w:r>
         <w:rPr>
           <w:rFonts w:hint="eastAsia"/>
@@ -14619,10 +14847,10 @@
             <v:path o:extrusionok="f" gradientshapeok="t" o:connecttype="rect"/>
             <o:lock v:ext="edit" aspectratio="t"/>
           </v:shapetype>
-          <v:shape id="_x0000_i1028" type="#_x0000_t75" style="width:415pt;height:218.05pt" o:ole="">
+          <v:shape id="_x0000_i1025" type="#_x0000_t75" style="width:415pt;height:218.05pt" o:ole="">
             <v:imagedata r:id="rId33" o:title=""/>
           </v:shape>
-          <o:OLEObject Type="Embed" ProgID="Visio.Drawing.15" ShapeID="_x0000_i1028" DrawAspect="Content" ObjectID="_1836661899" r:id="rId34"/>
+          <o:OLEObject Type="Embed" ProgID="Visio.Drawing.15" ShapeID="_x0000_i1025" DrawAspect="Content" ObjectID="_1838219136" r:id="rId34"/>
         </w:object>
       </w:r>
     </w:p>
@@ -14633,6 +14861,9 @@
         </w:rPr>
       </w:pPr>
       <w:r>
+        <w:rPr>
+          <w:noProof/>
+        </w:rPr>
         <w:lastRenderedPageBreak/>
         <w:drawing>
           <wp:inline distT="0" distB="0" distL="0" distR="0" wp14:anchorId="4BEFE34A" wp14:editId="37CA4E94">
@@ -14672,6 +14903,11 @@
       </w:r>
     </w:p>
     <w:p>
+      <w:pPr>
+        <w:rPr>
+          <w:rFonts w:hint="eastAsia"/>
+        </w:rPr>
+      </w:pPr>
       <w:r>
         <w:rPr>
           <w:rFonts w:hint="eastAsia"/>
@@ -14693,23 +14929,16 @@
       </w:r>
     </w:p>
     <w:p>
-      <w:r>
-        <w:rPr>
-          <w:rFonts w:hint="eastAsia"/>
-        </w:rPr>
-        <w:t>以区间[</w:t>
-      </w:r>
-      <w:r>
-        <w:rPr>
-          <w:rFonts w:hint="eastAsia"/>
-        </w:rPr>
-        <w:t>-5，-4</w:t>
-      </w:r>
-      <w:r>
-        <w:rPr>
-          <w:rFonts w:hint="eastAsia"/>
-        </w:rPr>
-        <w:t>]为例，假设进行</w:t>
+      <w:pPr>
+        <w:rPr>
+          <w:rFonts w:hint="eastAsia"/>
+        </w:rPr>
+      </w:pPr>
+      <w:r>
+        <w:rPr>
+          <w:rFonts w:hint="eastAsia"/>
+        </w:rPr>
+        <w:t>以区间[-5，-4]为例，假设进行</w:t>
       </w:r>
       <w:proofErr w:type="gramStart"/>
       <w:r>
@@ -14761,6 +14990,11 @@
       </w:r>
     </w:p>
     <w:p>
+      <w:pPr>
+        <w:rPr>
+          <w:rFonts w:hint="eastAsia"/>
+        </w:rPr>
+      </w:pPr>
       <w:r>
         <w:rPr>
           <w:rFonts w:hint="eastAsia"/>
@@ -14769,35 +15003,16 @@
       </w:r>
     </w:p>
     <w:p>
-      <w:r>
-        <w:rPr>
-          <w:rFonts w:hint="eastAsia"/>
-        </w:rPr>
-        <w:t>h0（对应</w:t>
-      </w:r>
-      <w:r>
-        <w:rPr>
-          <w:rFonts w:hint="eastAsia"/>
-        </w:rPr>
-        <w:t>[-5</w:t>
-      </w:r>
-      <w:r>
-        <w:rPr>
-          <w:rFonts w:hint="eastAsia"/>
-        </w:rPr>
-        <w:t>,</w:t>
-      </w:r>
-      <w:r>
-        <w:rPr>
-          <w:rFonts w:hint="eastAsia"/>
-        </w:rPr>
-        <w:t>-4]</w:t>
-      </w:r>
-      <w:r>
-        <w:rPr>
-          <w:rFonts w:hint="eastAsia"/>
-        </w:rPr>
-        <w:t>区间）：两个插值参数</w:t>
+      <w:pPr>
+        <w:rPr>
+          <w:rFonts w:hint="eastAsia"/>
+        </w:rPr>
+      </w:pPr>
+      <w:r>
+        <w:rPr>
+          <w:rFonts w:hint="eastAsia"/>
+        </w:rPr>
+        <w:t>h0（对应[-5,-4]区间）：两个插值参数</w:t>
       </w:r>
       <m:oMath>
         <m:sSub>
@@ -14875,6 +15090,11 @@
       </m:oMath>
     </w:p>
     <w:p>
+      <w:pPr>
+        <w:rPr>
+          <w:rFonts w:hint="eastAsia"/>
+        </w:rPr>
+      </w:pPr>
       <w:r>
         <w:rPr>
           <w:rFonts w:hint="eastAsia"/>
@@ -14912,19 +15132,7 @@
           <w:rPr>
             <w:rFonts w:ascii="Cambria Math" w:hAnsi="Cambria Math"/>
           </w:rPr>
-          <m:t>(</m:t>
-        </m:r>
-        <m:r>
-          <w:rPr>
-            <w:rFonts w:ascii="Cambria Math" w:hAnsi="Cambria Math"/>
-          </w:rPr>
-          <m:t>1</m:t>
-        </m:r>
-        <m:r>
-          <w:rPr>
-            <w:rFonts w:ascii="Cambria Math" w:hAnsi="Cambria Math"/>
-          </w:rPr>
-          <m:t>)</m:t>
+          <m:t>(1)</m:t>
         </m:r>
       </m:oMath>
       <w:r>
@@ -14964,23 +15172,16 @@
           <w:rPr>
             <w:rFonts w:ascii="Cambria Math" w:hAnsi="Cambria Math"/>
           </w:rPr>
-          <m:t>(</m:t>
-        </m:r>
-        <m:r>
-          <w:rPr>
-            <w:rFonts w:ascii="Cambria Math" w:hAnsi="Cambria Math"/>
-          </w:rPr>
-          <m:t>1</m:t>
-        </m:r>
-        <m:r>
-          <w:rPr>
-            <w:rFonts w:ascii="Cambria Math" w:hAnsi="Cambria Math"/>
-          </w:rPr>
-          <m:t>)</m:t>
+          <m:t>(1)</m:t>
         </m:r>
       </m:oMath>
     </w:p>
     <w:p>
+      <w:pPr>
+        <w:rPr>
+          <w:rFonts w:hint="eastAsia"/>
+        </w:rPr>
+      </w:pPr>
       <w:r>
         <w:rPr>
           <w:rFonts w:hint="eastAsia"/>
@@ -15031,19 +15232,7 @@
           <w:rPr>
             <w:rFonts w:ascii="Cambria Math" w:hAnsi="Cambria Math"/>
           </w:rPr>
-          <m:t>(</m:t>
-        </m:r>
-        <m:r>
-          <w:rPr>
-            <w:rFonts w:ascii="Cambria Math" w:hAnsi="Cambria Math"/>
-          </w:rPr>
-          <m:t>9</m:t>
-        </m:r>
-        <m:r>
-          <w:rPr>
-            <w:rFonts w:ascii="Cambria Math" w:hAnsi="Cambria Math"/>
-          </w:rPr>
-          <m:t>)</m:t>
+          <m:t>(9)</m:t>
         </m:r>
       </m:oMath>
       <w:r>
@@ -15083,19 +15272,7 @@
           <w:rPr>
             <w:rFonts w:ascii="Cambria Math" w:hAnsi="Cambria Math"/>
           </w:rPr>
-          <m:t>(</m:t>
-        </m:r>
-        <m:r>
-          <w:rPr>
-            <w:rFonts w:ascii="Cambria Math" w:hAnsi="Cambria Math"/>
-          </w:rPr>
-          <m:t>9</m:t>
-        </m:r>
-        <m:r>
-          <w:rPr>
-            <w:rFonts w:ascii="Cambria Math" w:hAnsi="Cambria Math"/>
-          </w:rPr>
-          <m:t>)</m:t>
+          <m:t>(9)</m:t>
         </m:r>
       </m:oMath>
     </w:p>
@@ -15115,12 +15292,14 @@
     <w:p>
       <w:pPr>
         <w:rPr>
-          <w:iCs/>
-        </w:rPr>
-      </w:pPr>
-      <w:r>
-        <w:rPr>
-          <w:iCs/>
+          <w:rFonts w:hint="eastAsia"/>
+          <w:iCs/>
+        </w:rPr>
+      </w:pPr>
+      <w:r>
+        <w:rPr>
+          <w:iCs/>
+          <w:noProof/>
         </w:rPr>
         <w:lastRenderedPageBreak/>
         <w:drawing>
@@ -15163,6 +15342,7 @@
     <w:p>
       <w:pPr>
         <w:rPr>
+          <w:rFonts w:hint="eastAsia"/>
           <w:iCs/>
         </w:rPr>
       </w:pPr>
@@ -15184,6 +15364,7 @@
       <w:r>
         <w:rPr>
           <w:iCs/>
+          <w:noProof/>
         </w:rPr>
         <w:drawing>
           <wp:inline distT="0" distB="0" distL="0" distR="0" wp14:anchorId="623145D9" wp14:editId="17518541">
@@ -15225,12 +15406,14 @@
     <w:p>
       <w:pPr>
         <w:rPr>
-          <w:iCs/>
-        </w:rPr>
-      </w:pPr>
-      <w:r>
-        <w:rPr>
-          <w:iCs/>
+          <w:rFonts w:hint="eastAsia"/>
+          <w:iCs/>
+        </w:rPr>
+      </w:pPr>
+      <w:r>
+        <w:rPr>
+          <w:iCs/>
+          <w:noProof/>
         </w:rPr>
         <w:lastRenderedPageBreak/>
         <w:drawing>
@@ -15273,12 +15456,14 @@
     <w:p>
       <w:pPr>
         <w:rPr>
-          <w:iCs/>
-        </w:rPr>
-      </w:pPr>
-      <w:r>
-        <w:rPr>
-          <w:iCs/>
+          <w:rFonts w:hint="eastAsia"/>
+          <w:iCs/>
+        </w:rPr>
+      </w:pPr>
+      <w:r>
+        <w:rPr>
+          <w:iCs/>
+          <w:noProof/>
         </w:rPr>
         <w:drawing>
           <wp:inline distT="0" distB="0" distL="0" distR="0" wp14:anchorId="75B7A8E8" wp14:editId="21D7CC69">
@@ -15320,20 +15505,21 @@
     <w:p>
       <w:pPr>
         <w:rPr>
-          <w:iCs/>
-        </w:rPr>
-      </w:pPr>
-    </w:p>
-    <w:p>
-      <w:pPr>
-        <w:rPr>
-          <w:rFonts w:hint="eastAsia"/>
-          <w:iCs/>
-        </w:rPr>
-      </w:pPr>
-      <w:r>
-        <w:rPr>
-          <w:iCs/>
+          <w:rFonts w:hint="eastAsia"/>
+          <w:iCs/>
+        </w:rPr>
+      </w:pPr>
+    </w:p>
+    <w:p>
+      <w:pPr>
+        <w:rPr>
+          <w:iCs/>
+        </w:rPr>
+      </w:pPr>
+      <w:r>
+        <w:rPr>
+          <w:iCs/>
+          <w:noProof/>
         </w:rPr>
         <w:lastRenderedPageBreak/>
         <w:drawing>
@@ -15373,6 +15559,721 @@
         </w:drawing>
       </w:r>
     </w:p>
+    <w:p>
+      <w:pPr>
+        <w:pStyle w:val="1"/>
+      </w:pPr>
+      <w:r>
+        <w:rPr>
+          <w:rFonts w:hint="eastAsia"/>
+        </w:rPr>
+        <w:t>VHDL的小数表示（Q进制）</w:t>
+      </w:r>
+    </w:p>
+    <w:p>
+      <w:r>
+        <w:t xml:space="preserve">在这 24 </w:t>
+      </w:r>
+      <w:proofErr w:type="gramStart"/>
+      <w:r>
+        <w:t>位结果</w:t>
+      </w:r>
+      <w:proofErr w:type="gramEnd"/>
+      <w:r>
+        <w:t>中，最高两位（第 23 位和第 22 位，从 0 开始计数）通常是完全相同的，除非发生了我们之前提到的极少数情况（即两个最小负数相乘）。</w:t>
+      </w:r>
+    </w:p>
+    <w:p/>
+    <w:p>
+      <w:r>
+        <w:t xml:space="preserve">对于 (Q7.0 + 1j Q7.0) </w:t>
+      </w:r>
+      <w:r>
+        <w:rPr>
+          <w:rFonts w:hint="eastAsia"/>
+        </w:rPr>
+        <w:t>*</w:t>
+      </w:r>
+      <w:r>
+        <w:t xml:space="preserve"> (Q1.14 + 1j Q1.14)：</w:t>
+      </w:r>
+    </w:p>
+    <w:tbl>
+      <w:tblPr>
+        <w:tblW w:w="0" w:type="auto"/>
+        <w:tblCellSpacing w:w="15" w:type="dxa"/>
+        <w:tblCellMar>
+          <w:left w:w="0" w:type="dxa"/>
+          <w:right w:w="0" w:type="dxa"/>
+        </w:tblCellMar>
+        <w:tblLook w:val="04A0" w:firstRow="1" w:lastRow="0" w:firstColumn="1" w:lastColumn="0" w:noHBand="0" w:noVBand="1"/>
+      </w:tblPr>
+      <w:tblGrid>
+        <w:gridCol w:w="1219"/>
+        <w:gridCol w:w="2040"/>
+        <w:gridCol w:w="1204"/>
+        <w:gridCol w:w="1039"/>
+      </w:tblGrid>
+      <w:tr>
+        <w:trPr>
+          <w:tblHeader/>
+          <w:tblCellSpacing w:w="15" w:type="dxa"/>
+        </w:trPr>
+        <w:tc>
+          <w:tcPr>
+            <w:tcW w:w="0" w:type="auto"/>
+            <w:tcBorders>
+              <w:top w:val="single" w:sz="6" w:space="0" w:color="auto"/>
+              <w:left w:val="single" w:sz="6" w:space="0" w:color="auto"/>
+              <w:bottom w:val="single" w:sz="6" w:space="0" w:color="auto"/>
+              <w:right w:val="single" w:sz="6" w:space="0" w:color="auto"/>
+            </w:tcBorders>
+            <w:tcMar>
+              <w:top w:w="240" w:type="dxa"/>
+              <w:left w:w="0" w:type="dxa"/>
+              <w:bottom w:w="240" w:type="dxa"/>
+              <w:right w:w="180" w:type="dxa"/>
+            </w:tcMar>
+            <w:vAlign w:val="center"/>
+            <w:hideMark/>
+          </w:tcPr>
+          <w:p>
+            <w:r>
+              <w:rPr>
+                <w:b/>
+                <w:bCs/>
+              </w:rPr>
+              <w:t>阶段</w:t>
+            </w:r>
+          </w:p>
+        </w:tc>
+        <w:tc>
+          <w:tcPr>
+            <w:tcW w:w="0" w:type="auto"/>
+            <w:tcBorders>
+              <w:top w:val="single" w:sz="6" w:space="0" w:color="auto"/>
+              <w:left w:val="single" w:sz="6" w:space="0" w:color="auto"/>
+              <w:bottom w:val="single" w:sz="6" w:space="0" w:color="auto"/>
+              <w:right w:val="single" w:sz="6" w:space="0" w:color="auto"/>
+            </w:tcBorders>
+            <w:tcMar>
+              <w:top w:w="240" w:type="dxa"/>
+              <w:left w:w="0" w:type="dxa"/>
+              <w:bottom w:w="240" w:type="dxa"/>
+              <w:right w:w="180" w:type="dxa"/>
+            </w:tcMar>
+            <w:vAlign w:val="center"/>
+            <w:hideMark/>
+          </w:tcPr>
+          <w:p>
+            <w:proofErr w:type="gramStart"/>
+            <w:r>
+              <w:rPr>
+                <w:b/>
+                <w:bCs/>
+              </w:rPr>
+              <w:t>位宽计算</w:t>
+            </w:r>
+            <w:proofErr w:type="gramEnd"/>
+            <w:r>
+              <w:rPr>
+                <w:b/>
+                <w:bCs/>
+              </w:rPr>
+              <w:t>公式</w:t>
+            </w:r>
+          </w:p>
+        </w:tc>
+        <w:tc>
+          <w:tcPr>
+            <w:tcW w:w="0" w:type="auto"/>
+            <w:tcBorders>
+              <w:top w:val="single" w:sz="6" w:space="0" w:color="auto"/>
+              <w:left w:val="single" w:sz="6" w:space="0" w:color="auto"/>
+              <w:bottom w:val="single" w:sz="6" w:space="0" w:color="auto"/>
+              <w:right w:val="single" w:sz="6" w:space="0" w:color="auto"/>
+            </w:tcBorders>
+            <w:tcMar>
+              <w:top w:w="240" w:type="dxa"/>
+              <w:left w:w="0" w:type="dxa"/>
+              <w:bottom w:w="240" w:type="dxa"/>
+              <w:right w:w="180" w:type="dxa"/>
+            </w:tcMar>
+            <w:vAlign w:val="center"/>
+            <w:hideMark/>
+          </w:tcPr>
+          <w:p>
+            <w:proofErr w:type="gramStart"/>
+            <w:r>
+              <w:rPr>
+                <w:b/>
+                <w:bCs/>
+              </w:rPr>
+              <w:t>结果位宽</w:t>
+            </w:r>
+            <w:proofErr w:type="gramEnd"/>
+          </w:p>
+        </w:tc>
+        <w:tc>
+          <w:tcPr>
+            <w:tcW w:w="0" w:type="auto"/>
+            <w:tcBorders>
+              <w:top w:val="single" w:sz="6" w:space="0" w:color="auto"/>
+              <w:left w:val="single" w:sz="6" w:space="0" w:color="auto"/>
+              <w:bottom w:val="single" w:sz="6" w:space="0" w:color="auto"/>
+              <w:right w:val="single" w:sz="6" w:space="0" w:color="auto"/>
+            </w:tcBorders>
+            <w:tcMar>
+              <w:top w:w="240" w:type="dxa"/>
+              <w:left w:w="0" w:type="dxa"/>
+              <w:bottom w:w="240" w:type="dxa"/>
+              <w:right w:w="0" w:type="dxa"/>
+            </w:tcMar>
+            <w:vAlign w:val="center"/>
+            <w:hideMark/>
+          </w:tcPr>
+          <w:p>
+            <w:r>
+              <w:rPr>
+                <w:b/>
+                <w:bCs/>
+              </w:rPr>
+              <w:t>定点格式</w:t>
+            </w:r>
+          </w:p>
+        </w:tc>
+      </w:tr>
+      <w:tr>
+        <w:trPr>
+          <w:tblCellSpacing w:w="15" w:type="dxa"/>
+        </w:trPr>
+        <w:tc>
+          <w:tcPr>
+            <w:tcW w:w="0" w:type="auto"/>
+            <w:tcBorders>
+              <w:top w:val="single" w:sz="6" w:space="0" w:color="auto"/>
+              <w:left w:val="single" w:sz="6" w:space="0" w:color="auto"/>
+              <w:bottom w:val="single" w:sz="6" w:space="0" w:color="auto"/>
+              <w:right w:val="single" w:sz="6" w:space="0" w:color="auto"/>
+            </w:tcBorders>
+            <w:tcMar>
+              <w:top w:w="240" w:type="dxa"/>
+              <w:left w:w="0" w:type="dxa"/>
+              <w:bottom w:w="240" w:type="dxa"/>
+              <w:right w:w="180" w:type="dxa"/>
+            </w:tcMar>
+            <w:vAlign w:val="center"/>
+            <w:hideMark/>
+          </w:tcPr>
+          <w:p>
+            <w:r>
+              <w:rPr>
+                <w:b/>
+                <w:bCs/>
+              </w:rPr>
+              <w:t>输入 A</w:t>
+            </w:r>
+          </w:p>
+        </w:tc>
+        <w:tc>
+          <w:tcPr>
+            <w:tcW w:w="0" w:type="auto"/>
+            <w:tcBorders>
+              <w:top w:val="single" w:sz="6" w:space="0" w:color="auto"/>
+              <w:left w:val="single" w:sz="6" w:space="0" w:color="auto"/>
+              <w:bottom w:val="single" w:sz="6" w:space="0" w:color="auto"/>
+              <w:right w:val="single" w:sz="6" w:space="0" w:color="auto"/>
+            </w:tcBorders>
+            <w:tcMar>
+              <w:top w:w="240" w:type="dxa"/>
+              <w:left w:w="0" w:type="dxa"/>
+              <w:bottom w:w="240" w:type="dxa"/>
+              <w:right w:w="180" w:type="dxa"/>
+            </w:tcMar>
+            <w:vAlign w:val="center"/>
+            <w:hideMark/>
+          </w:tcPr>
+          <w:p>
+            <w:r>
+              <w:t>8 bits</w:t>
+            </w:r>
+          </w:p>
+        </w:tc>
+        <w:tc>
+          <w:tcPr>
+            <w:tcW w:w="0" w:type="auto"/>
+            <w:tcBorders>
+              <w:top w:val="single" w:sz="6" w:space="0" w:color="auto"/>
+              <w:left w:val="single" w:sz="6" w:space="0" w:color="auto"/>
+              <w:bottom w:val="single" w:sz="6" w:space="0" w:color="auto"/>
+              <w:right w:val="single" w:sz="6" w:space="0" w:color="auto"/>
+            </w:tcBorders>
+            <w:tcMar>
+              <w:top w:w="240" w:type="dxa"/>
+              <w:left w:w="0" w:type="dxa"/>
+              <w:bottom w:w="240" w:type="dxa"/>
+              <w:right w:w="180" w:type="dxa"/>
+            </w:tcMar>
+            <w:vAlign w:val="center"/>
+            <w:hideMark/>
+          </w:tcPr>
+          <w:p>
+            <w:r>
+              <w:t>8 bits</w:t>
+            </w:r>
+          </w:p>
+        </w:tc>
+        <w:tc>
+          <w:tcPr>
+            <w:tcW w:w="0" w:type="auto"/>
+            <w:tcBorders>
+              <w:top w:val="single" w:sz="6" w:space="0" w:color="auto"/>
+              <w:left w:val="single" w:sz="6" w:space="0" w:color="auto"/>
+              <w:bottom w:val="single" w:sz="6" w:space="0" w:color="auto"/>
+              <w:right w:val="single" w:sz="6" w:space="0" w:color="auto"/>
+            </w:tcBorders>
+            <w:tcMar>
+              <w:top w:w="240" w:type="dxa"/>
+              <w:left w:w="0" w:type="dxa"/>
+              <w:bottom w:w="240" w:type="dxa"/>
+              <w:right w:w="0" w:type="dxa"/>
+            </w:tcMar>
+            <w:vAlign w:val="center"/>
+            <w:hideMark/>
+          </w:tcPr>
+          <w:p>
+            <w:r>
+              <w:t>$Q7.0$</w:t>
+            </w:r>
+          </w:p>
+        </w:tc>
+      </w:tr>
+      <w:tr>
+        <w:trPr>
+          <w:tblCellSpacing w:w="15" w:type="dxa"/>
+        </w:trPr>
+        <w:tc>
+          <w:tcPr>
+            <w:tcW w:w="0" w:type="auto"/>
+            <w:tcBorders>
+              <w:top w:val="single" w:sz="6" w:space="0" w:color="auto"/>
+              <w:left w:val="single" w:sz="6" w:space="0" w:color="auto"/>
+              <w:bottom w:val="single" w:sz="6" w:space="0" w:color="auto"/>
+              <w:right w:val="single" w:sz="6" w:space="0" w:color="auto"/>
+            </w:tcBorders>
+            <w:tcMar>
+              <w:top w:w="240" w:type="dxa"/>
+              <w:left w:w="0" w:type="dxa"/>
+              <w:bottom w:w="240" w:type="dxa"/>
+              <w:right w:w="180" w:type="dxa"/>
+            </w:tcMar>
+            <w:vAlign w:val="center"/>
+            <w:hideMark/>
+          </w:tcPr>
+          <w:p>
+            <w:r>
+              <w:rPr>
+                <w:b/>
+                <w:bCs/>
+              </w:rPr>
+              <w:t>输入 B</w:t>
+            </w:r>
+          </w:p>
+        </w:tc>
+        <w:tc>
+          <w:tcPr>
+            <w:tcW w:w="0" w:type="auto"/>
+            <w:tcBorders>
+              <w:top w:val="single" w:sz="6" w:space="0" w:color="auto"/>
+              <w:left w:val="single" w:sz="6" w:space="0" w:color="auto"/>
+              <w:bottom w:val="single" w:sz="6" w:space="0" w:color="auto"/>
+              <w:right w:val="single" w:sz="6" w:space="0" w:color="auto"/>
+            </w:tcBorders>
+            <w:tcMar>
+              <w:top w:w="240" w:type="dxa"/>
+              <w:left w:w="0" w:type="dxa"/>
+              <w:bottom w:w="240" w:type="dxa"/>
+              <w:right w:w="180" w:type="dxa"/>
+            </w:tcMar>
+            <w:vAlign w:val="center"/>
+            <w:hideMark/>
+          </w:tcPr>
+          <w:p>
+            <w:r>
+              <w:t>16 bits</w:t>
+            </w:r>
+          </w:p>
+        </w:tc>
+        <w:tc>
+          <w:tcPr>
+            <w:tcW w:w="0" w:type="auto"/>
+            <w:tcBorders>
+              <w:top w:val="single" w:sz="6" w:space="0" w:color="auto"/>
+              <w:left w:val="single" w:sz="6" w:space="0" w:color="auto"/>
+              <w:bottom w:val="single" w:sz="6" w:space="0" w:color="auto"/>
+              <w:right w:val="single" w:sz="6" w:space="0" w:color="auto"/>
+            </w:tcBorders>
+            <w:tcMar>
+              <w:top w:w="240" w:type="dxa"/>
+              <w:left w:w="0" w:type="dxa"/>
+              <w:bottom w:w="240" w:type="dxa"/>
+              <w:right w:w="180" w:type="dxa"/>
+            </w:tcMar>
+            <w:vAlign w:val="center"/>
+            <w:hideMark/>
+          </w:tcPr>
+          <w:p>
+            <w:r>
+              <w:t>16 bits</w:t>
+            </w:r>
+          </w:p>
+        </w:tc>
+        <w:tc>
+          <w:tcPr>
+            <w:tcW w:w="0" w:type="auto"/>
+            <w:tcBorders>
+              <w:top w:val="single" w:sz="6" w:space="0" w:color="auto"/>
+              <w:left w:val="single" w:sz="6" w:space="0" w:color="auto"/>
+              <w:bottom w:val="single" w:sz="6" w:space="0" w:color="auto"/>
+              <w:right w:val="single" w:sz="6" w:space="0" w:color="auto"/>
+            </w:tcBorders>
+            <w:tcMar>
+              <w:top w:w="240" w:type="dxa"/>
+              <w:left w:w="0" w:type="dxa"/>
+              <w:bottom w:w="240" w:type="dxa"/>
+              <w:right w:w="0" w:type="dxa"/>
+            </w:tcMar>
+            <w:vAlign w:val="center"/>
+            <w:hideMark/>
+          </w:tcPr>
+          <w:p>
+            <w:r>
+              <w:t>$Q1.14$</w:t>
+            </w:r>
+          </w:p>
+        </w:tc>
+      </w:tr>
+      <w:tr>
+        <w:trPr>
+          <w:tblCellSpacing w:w="15" w:type="dxa"/>
+        </w:trPr>
+        <w:tc>
+          <w:tcPr>
+            <w:tcW w:w="0" w:type="auto"/>
+            <w:tcBorders>
+              <w:top w:val="single" w:sz="6" w:space="0" w:color="auto"/>
+              <w:left w:val="single" w:sz="6" w:space="0" w:color="auto"/>
+              <w:bottom w:val="single" w:sz="6" w:space="0" w:color="auto"/>
+              <w:right w:val="single" w:sz="6" w:space="0" w:color="auto"/>
+            </w:tcBorders>
+            <w:tcMar>
+              <w:top w:w="240" w:type="dxa"/>
+              <w:left w:w="0" w:type="dxa"/>
+              <w:bottom w:w="240" w:type="dxa"/>
+              <w:right w:w="180" w:type="dxa"/>
+            </w:tcMar>
+            <w:vAlign w:val="center"/>
+            <w:hideMark/>
+          </w:tcPr>
+          <w:p>
+            <w:r>
+              <w:rPr>
+                <w:b/>
+                <w:bCs/>
+              </w:rPr>
+              <w:t>单次乘积</w:t>
+            </w:r>
+          </w:p>
+        </w:tc>
+        <w:tc>
+          <w:tcPr>
+            <w:tcW w:w="0" w:type="auto"/>
+            <w:tcBorders>
+              <w:top w:val="single" w:sz="6" w:space="0" w:color="auto"/>
+              <w:left w:val="single" w:sz="6" w:space="0" w:color="auto"/>
+              <w:bottom w:val="single" w:sz="6" w:space="0" w:color="auto"/>
+              <w:right w:val="single" w:sz="6" w:space="0" w:color="auto"/>
+            </w:tcBorders>
+            <w:tcMar>
+              <w:top w:w="240" w:type="dxa"/>
+              <w:left w:w="0" w:type="dxa"/>
+              <w:bottom w:w="240" w:type="dxa"/>
+              <w:right w:w="180" w:type="dxa"/>
+            </w:tcMar>
+            <w:vAlign w:val="center"/>
+            <w:hideMark/>
+          </w:tcPr>
+          <w:p>
+            <w:r>
+              <w:t>$8 + 16$</w:t>
+            </w:r>
+          </w:p>
+        </w:tc>
+        <w:tc>
+          <w:tcPr>
+            <w:tcW w:w="0" w:type="auto"/>
+            <w:tcBorders>
+              <w:top w:val="single" w:sz="6" w:space="0" w:color="auto"/>
+              <w:left w:val="single" w:sz="6" w:space="0" w:color="auto"/>
+              <w:bottom w:val="single" w:sz="6" w:space="0" w:color="auto"/>
+              <w:right w:val="single" w:sz="6" w:space="0" w:color="auto"/>
+            </w:tcBorders>
+            <w:tcMar>
+              <w:top w:w="240" w:type="dxa"/>
+              <w:left w:w="0" w:type="dxa"/>
+              <w:bottom w:w="240" w:type="dxa"/>
+              <w:right w:w="180" w:type="dxa"/>
+            </w:tcMar>
+            <w:vAlign w:val="center"/>
+            <w:hideMark/>
+          </w:tcPr>
+          <w:p>
+            <w:r>
+              <w:t>24 bits</w:t>
+            </w:r>
+          </w:p>
+        </w:tc>
+        <w:tc>
+          <w:tcPr>
+            <w:tcW w:w="0" w:type="auto"/>
+            <w:tcBorders>
+              <w:top w:val="single" w:sz="6" w:space="0" w:color="auto"/>
+              <w:left w:val="single" w:sz="6" w:space="0" w:color="auto"/>
+              <w:bottom w:val="single" w:sz="6" w:space="0" w:color="auto"/>
+              <w:right w:val="single" w:sz="6" w:space="0" w:color="auto"/>
+            </w:tcBorders>
+            <w:tcMar>
+              <w:top w:w="240" w:type="dxa"/>
+              <w:left w:w="0" w:type="dxa"/>
+              <w:bottom w:w="240" w:type="dxa"/>
+              <w:right w:w="0" w:type="dxa"/>
+            </w:tcMar>
+            <w:vAlign w:val="center"/>
+            <w:hideMark/>
+          </w:tcPr>
+          <w:p>
+            <w:r>
+              <w:t>$Q8.14$</w:t>
+            </w:r>
+          </w:p>
+        </w:tc>
+      </w:tr>
+      <w:tr>
+        <w:trPr>
+          <w:tblCellSpacing w:w="15" w:type="dxa"/>
+        </w:trPr>
+        <w:tc>
+          <w:tcPr>
+            <w:tcW w:w="0" w:type="auto"/>
+            <w:tcBorders>
+              <w:top w:val="single" w:sz="6" w:space="0" w:color="auto"/>
+              <w:left w:val="single" w:sz="6" w:space="0" w:color="auto"/>
+              <w:bottom w:val="single" w:sz="6" w:space="0" w:color="auto"/>
+              <w:right w:val="single" w:sz="6" w:space="0" w:color="auto"/>
+            </w:tcBorders>
+            <w:tcMar>
+              <w:top w:w="240" w:type="dxa"/>
+              <w:left w:w="0" w:type="dxa"/>
+              <w:bottom w:w="240" w:type="dxa"/>
+              <w:right w:w="180" w:type="dxa"/>
+            </w:tcMar>
+            <w:vAlign w:val="center"/>
+            <w:hideMark/>
+          </w:tcPr>
+          <w:p>
+            <w:r>
+              <w:rPr>
+                <w:b/>
+                <w:bCs/>
+              </w:rPr>
+              <w:t>复乘结果</w:t>
+            </w:r>
+          </w:p>
+        </w:tc>
+        <w:tc>
+          <w:tcPr>
+            <w:tcW w:w="0" w:type="auto"/>
+            <w:tcBorders>
+              <w:top w:val="single" w:sz="6" w:space="0" w:color="auto"/>
+              <w:left w:val="single" w:sz="6" w:space="0" w:color="auto"/>
+              <w:bottom w:val="single" w:sz="6" w:space="0" w:color="auto"/>
+              <w:right w:val="single" w:sz="6" w:space="0" w:color="auto"/>
+            </w:tcBorders>
+            <w:tcMar>
+              <w:top w:w="240" w:type="dxa"/>
+              <w:left w:w="0" w:type="dxa"/>
+              <w:bottom w:w="240" w:type="dxa"/>
+              <w:right w:w="180" w:type="dxa"/>
+            </w:tcMar>
+            <w:vAlign w:val="center"/>
+            <w:hideMark/>
+          </w:tcPr>
+          <w:p>
+            <w:r>
+              <w:t>$24 + 1$ (进位)</w:t>
+            </w:r>
+          </w:p>
+        </w:tc>
+        <w:tc>
+          <w:tcPr>
+            <w:tcW w:w="0" w:type="auto"/>
+            <w:tcBorders>
+              <w:top w:val="single" w:sz="6" w:space="0" w:color="auto"/>
+              <w:left w:val="single" w:sz="6" w:space="0" w:color="auto"/>
+              <w:bottom w:val="single" w:sz="6" w:space="0" w:color="auto"/>
+              <w:right w:val="single" w:sz="6" w:space="0" w:color="auto"/>
+            </w:tcBorders>
+            <w:tcMar>
+              <w:top w:w="240" w:type="dxa"/>
+              <w:left w:w="0" w:type="dxa"/>
+              <w:bottom w:w="240" w:type="dxa"/>
+              <w:right w:w="180" w:type="dxa"/>
+            </w:tcMar>
+            <w:vAlign w:val="center"/>
+            <w:hideMark/>
+          </w:tcPr>
+          <w:p>
+            <w:r>
+              <w:rPr>
+                <w:b/>
+                <w:bCs/>
+              </w:rPr>
+              <w:t>25 bits</w:t>
+            </w:r>
+          </w:p>
+        </w:tc>
+        <w:tc>
+          <w:tcPr>
+            <w:tcW w:w="0" w:type="auto"/>
+            <w:tcBorders>
+              <w:top w:val="single" w:sz="6" w:space="0" w:color="auto"/>
+              <w:left w:val="single" w:sz="6" w:space="0" w:color="auto"/>
+              <w:bottom w:val="single" w:sz="6" w:space="0" w:color="auto"/>
+              <w:right w:val="single" w:sz="6" w:space="0" w:color="auto"/>
+            </w:tcBorders>
+            <w:tcMar>
+              <w:top w:w="240" w:type="dxa"/>
+              <w:left w:w="0" w:type="dxa"/>
+              <w:bottom w:w="240" w:type="dxa"/>
+              <w:right w:w="0" w:type="dxa"/>
+            </w:tcMar>
+            <w:vAlign w:val="center"/>
+            <w:hideMark/>
+          </w:tcPr>
+          <w:p>
+            <w:r>
+              <w:rPr>
+                <w:b/>
+                <w:bCs/>
+              </w:rPr>
+              <w:t>$Q9.14$</w:t>
+            </w:r>
+          </w:p>
+        </w:tc>
+      </w:tr>
+    </w:tbl>
+    <w:p>
+      <w:r>
+        <w:t>在定点数运算中，</w:t>
+      </w:r>
+      <w:proofErr w:type="gramStart"/>
+      <w:r>
+        <w:t>位宽的</w:t>
+      </w:r>
+      <w:proofErr w:type="gramEnd"/>
+      <w:r>
+        <w:t>合并遵循公式：$Total\_Bits = Bits\_A + Bits\_B$</w:t>
+      </w:r>
+    </w:p>
+    <w:p>
+      <w:r>
+        <w:t>当你把两个有符号数相乘时，结果的符号位是由两个输入的符号位异或决定的。为了确保在所有情况下（尤其是两个负数相乘得到正数时）都不溢出，硬件乘法器必须保留所有可能的位深。 $8 + 16 = 24$ bits 是硬件层面上</w:t>
+      </w:r>
+      <w:r>
+        <w:rPr>
+          <w:b/>
+          <w:bCs/>
+        </w:rPr>
+        <w:t>全精度乘法器</w:t>
+      </w:r>
+      <w:r>
+        <w:t>的标准输出。</w:t>
+      </w:r>
+    </w:p>
+    <w:p>
+      <w:r>
+        <w:t>补码表示中，负数的表示范围比正数多一个。</w:t>
+      </w:r>
+    </w:p>
+    <w:p>
+      <w:pPr>
+        <w:numPr>
+          <w:ilvl w:val="0"/>
+          <w:numId w:val="5"/>
+        </w:numPr>
+      </w:pPr>
+      <w:r>
+        <w:t>8 位有符号数范围：$-128$ 到 $+127$。</w:t>
+      </w:r>
+    </w:p>
+    <w:p>
+      <w:pPr>
+        <w:numPr>
+          <w:ilvl w:val="0"/>
+          <w:numId w:val="5"/>
+        </w:numPr>
+      </w:pPr>
+      <w:r>
+        <w:t>16 位有符号数范围：$-32768$ 到 $+32767$。</w:t>
+      </w:r>
+    </w:p>
+    <w:p>
+      <w:r>
+        <w:lastRenderedPageBreak/>
+        <w:t>考虑“最坏情况”：$-128 \times (-32768)$。</w:t>
+      </w:r>
+    </w:p>
+    <w:p>
+      <w:r>
+        <w:t>$$-128 \times (-32768) = 4,194,304$$</w:t>
+      </w:r>
+    </w:p>
+    <w:p>
+      <w:pPr>
+        <w:numPr>
+          <w:ilvl w:val="0"/>
+          <w:numId w:val="6"/>
+        </w:numPr>
+      </w:pPr>
+      <w:r>
+        <w:t>23 位有符号数最大能表示的正数是：$2^{22} - 1 = 4,194,303$。</w:t>
+      </w:r>
+    </w:p>
+    <w:p>
+      <w:pPr>
+        <w:numPr>
+          <w:ilvl w:val="0"/>
+          <w:numId w:val="6"/>
+        </w:numPr>
+      </w:pPr>
+      <w:r>
+        <w:rPr>
+          <w:b/>
+          <w:bCs/>
+        </w:rPr>
+        <w:t>4,194,304 正好超过了 23 位有符号数的表示范围</w:t>
+      </w:r>
+      <w:r>
+        <w:t>，因此必须用到第 24 位（符号位）来保证这个正数不被误认为负数。</w:t>
+      </w:r>
+    </w:p>
+    <w:p>
+      <w:pPr>
+        <w:rPr>
+          <w:rFonts w:hint="eastAsia"/>
+        </w:rPr>
+      </w:pPr>
+    </w:p>
     <w:sectPr>
       <w:pgSz w:w="11906" w:h="16838"/>
       <w:pgMar w:top="1440" w:right="1800" w:bottom="1440" w:left="1800" w:header="851" w:footer="992" w:gutter="0"/>
@@ -15448,6 +16349,155 @@
 <file path=word/numbering.xml><?xml version="1.0" encoding="utf-8"?>
 <w:numbering xmlns:wpc="http://schemas.microsoft.com/office/word/2010/wordprocessingCanvas" xmlns:cx="http://schemas.microsoft.com/office/drawing/2014/chartex" xmlns:cx1="http://schemas.microsoft.com/office/drawing/2015/9/8/chartex" xmlns:cx2="http://schemas.microsoft.com/office/drawing/2015/10/21/chartex" xmlns:cx3="http://schemas.microsoft.com/office/drawing/2016/5/9/chartex" xmlns:cx4="http://schemas.microsoft.com/office/drawing/2016/5/10/chartex" xmlns:cx5="http://schemas.microsoft.com/office/drawing/2016/5/11/chartex" xmlns:cx6="http://schemas.microsoft.com/office/drawing/2016/5/12/chartex" xmlns:cx7="http://schemas.microsoft.com/office/drawing/2016/5/13/chartex" xmlns:cx8="http://schemas.microsoft.com/office/drawing/2016/5/14/chartex" xmlns:mc="http://schemas.openxmlformats.org/markup-compatibility/2006" xmlns:aink="http://schemas.microsoft.com/office/drawing/2016/ink" xmlns:am3d="http://schemas.microsoft.com/office/drawing/2017/model3d" xmlns:o="urn:schemas-microsoft-com:office:office" xmlns:oel="http://schemas.microsoft.com/office/2019/extlst" xmlns:r="http://schemas.openxmlformats.org/officeDocument/2006/relationships" xmlns:m="http://schemas.openxmlformats.org/officeDocument/2006/math" xmlns:v="urn:schemas-microsoft-com:vml" xmlns:wp14="http://schemas.microsoft.com/office/word/2010/wordprocessingDrawing" xmlns:wp="http://schemas.openxmlformats.org/drawingml/2006/wordprocessingDrawing" xmlns:w10="urn:schemas-microsoft-com:office:word" xmlns:w="http://schemas.openxmlformats.org/wordprocessingml/2006/main" xmlns:w14="http://schemas.microsoft.com/office/word/2010/wordml" xmlns:w15="http://schemas.microsoft.com/office/word/2012/wordml" xmlns:w16cex="http://schemas.microsoft.com/office/word/2018/wordml/cex" xmlns:w16cid="http://schemas.microsoft.com/office/word/2016/wordml/cid" xmlns:w16="http://schemas.microsoft.com/office/word/2018/wordml" xmlns:w16du="http://schemas.microsoft.com/office/word/2023/wordml/word16du" xmlns:w16sdtdh="http://schemas.microsoft.com/office/word/2020/wordml/sdtdatahash" xmlns:w16sdtfl="http://schemas.microsoft.com/office/word/2024/wordml/sdtformatlock" xmlns:w16se="http://schemas.microsoft.com/office/word/2015/wordml/symex" xmlns:wpg="http://schemas.microsoft.com/office/word/2010/wordprocessingGroup" xmlns:wpi="http://schemas.microsoft.com/office/word/2010/wordprocessingInk" xmlns:wne="http://schemas.microsoft.com/office/word/2006/wordml" xmlns:wps="http://schemas.microsoft.com/office/word/2010/wordprocessingShape" mc:Ignorable="w14 w15 w16se w16cid w16 w16cex w16sdtdh w16sdtfl w16du wp14">
   <w:abstractNum w:abstractNumId="0" w15:restartNumberingAfterBreak="0">
+    <w:nsid w:val="1F424F2C"/>
+    <w:multiLevelType w:val="multilevel"/>
+    <w:tmpl w:val="010212A8"/>
+    <w:lvl w:ilvl="0">
+      <w:start w:val="1"/>
+      <w:numFmt w:val="bullet"/>
+      <w:lvlText w:val=""/>
+      <w:lvlJc w:val="left"/>
+      <w:pPr>
+        <w:tabs>
+          <w:tab w:val="num" w:pos="720"/>
+        </w:tabs>
+        <w:ind w:left="720" w:hanging="360"/>
+      </w:pPr>
+      <w:rPr>
+        <w:rFonts w:ascii="Symbol" w:hAnsi="Symbol" w:hint="default"/>
+        <w:sz w:val="20"/>
+      </w:rPr>
+    </w:lvl>
+    <w:lvl w:ilvl="1" w:tentative="1">
+      <w:start w:val="1"/>
+      <w:numFmt w:val="bullet"/>
+      <w:lvlText w:val="o"/>
+      <w:lvlJc w:val="left"/>
+      <w:pPr>
+        <w:tabs>
+          <w:tab w:val="num" w:pos="1440"/>
+        </w:tabs>
+        <w:ind w:left="1440" w:hanging="360"/>
+      </w:pPr>
+      <w:rPr>
+        <w:rFonts w:ascii="Courier New" w:hAnsi="Courier New" w:hint="default"/>
+        <w:sz w:val="20"/>
+      </w:rPr>
+    </w:lvl>
+    <w:lvl w:ilvl="2" w:tentative="1">
+      <w:start w:val="1"/>
+      <w:numFmt w:val="bullet"/>
+      <w:lvlText w:val=""/>
+      <w:lvlJc w:val="left"/>
+      <w:pPr>
+        <w:tabs>
+          <w:tab w:val="num" w:pos="2160"/>
+        </w:tabs>
+        <w:ind w:left="2160" w:hanging="360"/>
+      </w:pPr>
+      <w:rPr>
+        <w:rFonts w:ascii="Wingdings" w:hAnsi="Wingdings" w:hint="default"/>
+        <w:sz w:val="20"/>
+      </w:rPr>
+    </w:lvl>
+    <w:lvl w:ilvl="3" w:tentative="1">
+      <w:start w:val="1"/>
+      <w:numFmt w:val="bullet"/>
+      <w:lvlText w:val=""/>
+      <w:lvlJc w:val="left"/>
+      <w:pPr>
+        <w:tabs>
+          <w:tab w:val="num" w:pos="2880"/>
+        </w:tabs>
+        <w:ind w:left="2880" w:hanging="360"/>
+      </w:pPr>
+      <w:rPr>
+        <w:rFonts w:ascii="Wingdings" w:hAnsi="Wingdings" w:hint="default"/>
+        <w:sz w:val="20"/>
+      </w:rPr>
+    </w:lvl>
+    <w:lvl w:ilvl="4" w:tentative="1">
+      <w:start w:val="1"/>
+      <w:numFmt w:val="bullet"/>
+      <w:lvlText w:val=""/>
+      <w:lvlJc w:val="left"/>
+      <w:pPr>
+        <w:tabs>
+          <w:tab w:val="num" w:pos="3600"/>
+        </w:tabs>
+        <w:ind w:left="3600" w:hanging="360"/>
+      </w:pPr>
+      <w:rPr>
+        <w:rFonts w:ascii="Wingdings" w:hAnsi="Wingdings" w:hint="default"/>
+        <w:sz w:val="20"/>
+      </w:rPr>
+    </w:lvl>
+    <w:lvl w:ilvl="5" w:tentative="1">
+      <w:start w:val="1"/>
+      <w:numFmt w:val="bullet"/>
+      <w:lvlText w:val=""/>
+      <w:lvlJc w:val="left"/>
+      <w:pPr>
+        <w:tabs>
+          <w:tab w:val="num" w:pos="4320"/>
+        </w:tabs>
+        <w:ind w:left="4320" w:hanging="360"/>
+      </w:pPr>
+      <w:rPr>
+        <w:rFonts w:ascii="Wingdings" w:hAnsi="Wingdings" w:hint="default"/>
+        <w:sz w:val="20"/>
+      </w:rPr>
+    </w:lvl>
+    <w:lvl w:ilvl="6" w:tentative="1">
+      <w:start w:val="1"/>
+      <w:numFmt w:val="bullet"/>
+      <w:lvlText w:val=""/>
+      <w:lvlJc w:val="left"/>
+      <w:pPr>
+        <w:tabs>
+          <w:tab w:val="num" w:pos="5040"/>
+        </w:tabs>
+        <w:ind w:left="5040" w:hanging="360"/>
+      </w:pPr>
+      <w:rPr>
+        <w:rFonts w:ascii="Wingdings" w:hAnsi="Wingdings" w:hint="default"/>
+        <w:sz w:val="20"/>
+      </w:rPr>
+    </w:lvl>
+    <w:lvl w:ilvl="7" w:tentative="1">
+      <w:start w:val="1"/>
+      <w:numFmt w:val="bullet"/>
+      <w:lvlText w:val=""/>
+      <w:lvlJc w:val="left"/>
+      <w:pPr>
+        <w:tabs>
+          <w:tab w:val="num" w:pos="5760"/>
+        </w:tabs>
+        <w:ind w:left="5760" w:hanging="360"/>
+      </w:pPr>
+      <w:rPr>
+        <w:rFonts w:ascii="Wingdings" w:hAnsi="Wingdings" w:hint="default"/>
+        <w:sz w:val="20"/>
+      </w:rPr>
+    </w:lvl>
+    <w:lvl w:ilvl="8" w:tentative="1">
+      <w:start w:val="1"/>
+      <w:numFmt w:val="bullet"/>
+      <w:lvlText w:val=""/>
+      <w:lvlJc w:val="left"/>
+      <w:pPr>
+        <w:tabs>
+          <w:tab w:val="num" w:pos="6480"/>
+        </w:tabs>
+        <w:ind w:left="6480" w:hanging="360"/>
+      </w:pPr>
+      <w:rPr>
+        <w:rFonts w:ascii="Wingdings" w:hAnsi="Wingdings" w:hint="default"/>
+        <w:sz w:val="20"/>
+      </w:rPr>
+    </w:lvl>
+  </w:abstractNum>
+  <w:abstractNum w:abstractNumId="1" w15:restartNumberingAfterBreak="0">
     <w:nsid w:val="23385E0B"/>
     <w:multiLevelType w:val="hybridMultilevel"/>
     <w:tmpl w:val="20DA9868"/>
@@ -15560,7 +16610,7 @@
       </w:rPr>
     </w:lvl>
   </w:abstractNum>
-  <w:abstractNum w:abstractNumId="1" w15:restartNumberingAfterBreak="0">
+  <w:abstractNum w:abstractNumId="2" w15:restartNumberingAfterBreak="0">
     <w:nsid w:val="37AA4539"/>
     <w:multiLevelType w:val="multilevel"/>
     <w:tmpl w:val="D9121B66"/>
@@ -15690,10 +16740,10 @@
       </w:rPr>
     </w:lvl>
   </w:abstractNum>
-  <w:abstractNum w:abstractNumId="2" w15:restartNumberingAfterBreak="0">
-    <w:nsid w:val="7C15061B"/>
+  <w:abstractNum w:abstractNumId="3" w15:restartNumberingAfterBreak="0">
+    <w:nsid w:val="58173CEB"/>
     <w:multiLevelType w:val="multilevel"/>
-    <w:tmpl w:val="AF4CA9CA"/>
+    <w:tmpl w:val="A146A730"/>
     <w:lvl w:ilvl="0">
       <w:start w:val="1"/>
       <w:numFmt w:val="bullet"/>
@@ -15839,17 +16889,172 @@
       </w:rPr>
     </w:lvl>
   </w:abstractNum>
+  <w:abstractNum w:abstractNumId="4" w15:restartNumberingAfterBreak="0">
+    <w:nsid w:val="7C15061B"/>
+    <w:multiLevelType w:val="multilevel"/>
+    <w:tmpl w:val="AF4CA9CA"/>
+    <w:lvl w:ilvl="0">
+      <w:start w:val="1"/>
+      <w:numFmt w:val="bullet"/>
+      <w:lvlText w:val=""/>
+      <w:lvlJc w:val="left"/>
+      <w:pPr>
+        <w:tabs>
+          <w:tab w:val="num" w:pos="720"/>
+        </w:tabs>
+        <w:ind w:left="720" w:hanging="360"/>
+      </w:pPr>
+      <w:rPr>
+        <w:rFonts w:ascii="Symbol" w:hAnsi="Symbol" w:hint="default"/>
+        <w:sz w:val="20"/>
+      </w:rPr>
+    </w:lvl>
+    <w:lvl w:ilvl="1" w:tentative="1">
+      <w:start w:val="1"/>
+      <w:numFmt w:val="bullet"/>
+      <w:lvlText w:val="o"/>
+      <w:lvlJc w:val="left"/>
+      <w:pPr>
+        <w:tabs>
+          <w:tab w:val="num" w:pos="1440"/>
+        </w:tabs>
+        <w:ind w:left="1440" w:hanging="360"/>
+      </w:pPr>
+      <w:rPr>
+        <w:rFonts w:ascii="Courier New" w:hAnsi="Courier New" w:hint="default"/>
+        <w:sz w:val="20"/>
+      </w:rPr>
+    </w:lvl>
+    <w:lvl w:ilvl="2" w:tentative="1">
+      <w:start w:val="1"/>
+      <w:numFmt w:val="bullet"/>
+      <w:lvlText w:val=""/>
+      <w:lvlJc w:val="left"/>
+      <w:pPr>
+        <w:tabs>
+          <w:tab w:val="num" w:pos="2160"/>
+        </w:tabs>
+        <w:ind w:left="2160" w:hanging="360"/>
+      </w:pPr>
+      <w:rPr>
+        <w:rFonts w:ascii="Wingdings" w:hAnsi="Wingdings" w:hint="default"/>
+        <w:sz w:val="20"/>
+      </w:rPr>
+    </w:lvl>
+    <w:lvl w:ilvl="3" w:tentative="1">
+      <w:start w:val="1"/>
+      <w:numFmt w:val="bullet"/>
+      <w:lvlText w:val=""/>
+      <w:lvlJc w:val="left"/>
+      <w:pPr>
+        <w:tabs>
+          <w:tab w:val="num" w:pos="2880"/>
+        </w:tabs>
+        <w:ind w:left="2880" w:hanging="360"/>
+      </w:pPr>
+      <w:rPr>
+        <w:rFonts w:ascii="Wingdings" w:hAnsi="Wingdings" w:hint="default"/>
+        <w:sz w:val="20"/>
+      </w:rPr>
+    </w:lvl>
+    <w:lvl w:ilvl="4" w:tentative="1">
+      <w:start w:val="1"/>
+      <w:numFmt w:val="bullet"/>
+      <w:lvlText w:val=""/>
+      <w:lvlJc w:val="left"/>
+      <w:pPr>
+        <w:tabs>
+          <w:tab w:val="num" w:pos="3600"/>
+        </w:tabs>
+        <w:ind w:left="3600" w:hanging="360"/>
+      </w:pPr>
+      <w:rPr>
+        <w:rFonts w:ascii="Wingdings" w:hAnsi="Wingdings" w:hint="default"/>
+        <w:sz w:val="20"/>
+      </w:rPr>
+    </w:lvl>
+    <w:lvl w:ilvl="5" w:tentative="1">
+      <w:start w:val="1"/>
+      <w:numFmt w:val="bullet"/>
+      <w:lvlText w:val=""/>
+      <w:lvlJc w:val="left"/>
+      <w:pPr>
+        <w:tabs>
+          <w:tab w:val="num" w:pos="4320"/>
+        </w:tabs>
+        <w:ind w:left="4320" w:hanging="360"/>
+      </w:pPr>
+      <w:rPr>
+        <w:rFonts w:ascii="Wingdings" w:hAnsi="Wingdings" w:hint="default"/>
+        <w:sz w:val="20"/>
+      </w:rPr>
+    </w:lvl>
+    <w:lvl w:ilvl="6" w:tentative="1">
+      <w:start w:val="1"/>
+      <w:numFmt w:val="bullet"/>
+      <w:lvlText w:val=""/>
+      <w:lvlJc w:val="left"/>
+      <w:pPr>
+        <w:tabs>
+          <w:tab w:val="num" w:pos="5040"/>
+        </w:tabs>
+        <w:ind w:left="5040" w:hanging="360"/>
+      </w:pPr>
+      <w:rPr>
+        <w:rFonts w:ascii="Wingdings" w:hAnsi="Wingdings" w:hint="default"/>
+        <w:sz w:val="20"/>
+      </w:rPr>
+    </w:lvl>
+    <w:lvl w:ilvl="7" w:tentative="1">
+      <w:start w:val="1"/>
+      <w:numFmt w:val="bullet"/>
+      <w:lvlText w:val=""/>
+      <w:lvlJc w:val="left"/>
+      <w:pPr>
+        <w:tabs>
+          <w:tab w:val="num" w:pos="5760"/>
+        </w:tabs>
+        <w:ind w:left="5760" w:hanging="360"/>
+      </w:pPr>
+      <w:rPr>
+        <w:rFonts w:ascii="Wingdings" w:hAnsi="Wingdings" w:hint="default"/>
+        <w:sz w:val="20"/>
+      </w:rPr>
+    </w:lvl>
+    <w:lvl w:ilvl="8" w:tentative="1">
+      <w:start w:val="1"/>
+      <w:numFmt w:val="bullet"/>
+      <w:lvlText w:val=""/>
+      <w:lvlJc w:val="left"/>
+      <w:pPr>
+        <w:tabs>
+          <w:tab w:val="num" w:pos="6480"/>
+        </w:tabs>
+        <w:ind w:left="6480" w:hanging="360"/>
+      </w:pPr>
+      <w:rPr>
+        <w:rFonts w:ascii="Wingdings" w:hAnsi="Wingdings" w:hint="default"/>
+        <w:sz w:val="20"/>
+      </w:rPr>
+    </w:lvl>
+  </w:abstractNum>
   <w:num w:numId="1" w16cid:durableId="1651247720">
+    <w:abstractNumId w:val="2"/>
+  </w:num>
+  <w:num w:numId="2" w16cid:durableId="1025522744">
+    <w:abstractNumId w:val="2"/>
+  </w:num>
+  <w:num w:numId="3" w16cid:durableId="339552002">
+    <w:abstractNumId w:val="4"/>
+  </w:num>
+  <w:num w:numId="4" w16cid:durableId="323748653">
     <w:abstractNumId w:val="1"/>
   </w:num>
-  <w:num w:numId="2" w16cid:durableId="1025522744">
-    <w:abstractNumId w:val="1"/>
+  <w:num w:numId="5" w16cid:durableId="485361419">
+    <w:abstractNumId w:val="0"/>
   </w:num>
-  <w:num w:numId="3" w16cid:durableId="339552002">
-    <w:abstractNumId w:val="2"/>
-  </w:num>
-  <w:num w:numId="4" w16cid:durableId="323748653">
-    <w:abstractNumId w:val="0"/>
+  <w:num w:numId="6" w16cid:durableId="1055663711">
+    <w:abstractNumId w:val="3"/>
   </w:num>
   <w:numIdMacAtCleanup w:val="4"/>
 </w:numbering>

--- a/doc/design_hs_dem.docx
+++ b/doc/design_hs_dem.docx
@@ -35,40 +35,24 @@
           <w:rFonts w:hint="eastAsia"/>
         </w:rPr>
       </w:pPr>
-      <w:proofErr w:type="spellStart"/>
-      <w:r>
-        <w:rPr>
-          <w:rFonts w:hint="eastAsia"/>
-        </w:rPr>
-        <w:t>Agc</w:t>
-      </w:r>
-      <w:proofErr w:type="spellEnd"/>
-      <w:r>
-        <w:rPr>
-          <w:rFonts w:hint="eastAsia"/>
-        </w:rPr>
-        <w:t>输出参考REF = 64</w:t>
-      </w:r>
-    </w:p>
-    <w:p>
-      <w:pPr>
-        <w:rPr>
-          <w:rFonts w:hint="eastAsia"/>
-        </w:rPr>
-      </w:pPr>
-      <w:proofErr w:type="spellStart"/>
-      <w:r>
-        <w:rPr>
-          <w:rFonts w:hint="eastAsia"/>
-        </w:rPr>
-        <w:t>Agc</w:t>
-      </w:r>
-      <w:proofErr w:type="spellEnd"/>
-      <w:r>
-        <w:rPr>
-          <w:rFonts w:hint="eastAsia"/>
-        </w:rPr>
-        <w:t>输出为8bit数据，此8bit输出给TLL</w:t>
+      <w:r>
+        <w:rPr>
+          <w:rFonts w:hint="eastAsia"/>
+        </w:rPr>
+        <w:t>Agc输出参考REF = 64</w:t>
+      </w:r>
+    </w:p>
+    <w:p>
+      <w:pPr>
+        <w:rPr>
+          <w:rFonts w:hint="eastAsia"/>
+        </w:rPr>
+      </w:pPr>
+      <w:r>
+        <w:rPr>
+          <w:rFonts w:hint="eastAsia"/>
+        </w:rPr>
+        <w:t>Agc输出为8bit数据，此8bit输出给TLL</w:t>
       </w:r>
     </w:p>
     <w:p>
@@ -175,21 +159,7 @@
         <w:rPr>
           <w:rFonts w:hint="eastAsia"/>
         </w:rPr>
-        <w:t>=0.0078，对于线性插值，</w:t>
-      </w:r>
-      <w:proofErr w:type="spellStart"/>
-      <w:r>
-        <w:rPr>
-          <w:rFonts w:hint="eastAsia"/>
-        </w:rPr>
-        <w:t>sps</w:t>
-      </w:r>
-      <w:proofErr w:type="spellEnd"/>
-      <w:r>
-        <w:rPr>
-          <w:rFonts w:hint="eastAsia"/>
-        </w:rPr>
-        <w:t>=N=2的情况，是可以满足精度要求的。</w:t>
+        <w:t>=0.0078，对于线性插值，sps=N=2的情况，是可以满足精度要求的。</w:t>
       </w:r>
     </w:p>
     <w:p>
@@ -534,7 +504,6 @@
           <m:t>yI</m:t>
         </m:r>
       </m:oMath>
-      <w:proofErr w:type="gramStart"/>
       <w:r>
         <w:rPr>
           <w:rFonts w:hint="eastAsia"/>
@@ -542,7 +511,6 @@
         </w:rPr>
         <w:t>进行截位</w:t>
       </w:r>
-      <w:proofErr w:type="gramEnd"/>
       <w:r>
         <w:rPr>
           <w:rFonts w:hint="eastAsia"/>
@@ -1553,21 +1521,7 @@
         <w:rPr>
           <w:rFonts w:hint="eastAsia"/>
         </w:rPr>
-        <w:t>若K1，K2用Q8.7表示，e也用Q8.7表示，则</w:t>
-      </w:r>
-      <w:proofErr w:type="spellStart"/>
-      <w:r>
-        <w:rPr>
-          <w:rFonts w:hint="eastAsia"/>
-        </w:rPr>
-        <w:t>vp</w:t>
-      </w:r>
-      <w:proofErr w:type="spellEnd"/>
-      <w:r>
-        <w:rPr>
-          <w:rFonts w:hint="eastAsia"/>
-        </w:rPr>
-        <w:t>为Q17.14</w:t>
+        <w:t>若K1，K2用Q8.7表示，e也用Q8.7表示，则vp为Q17.14</w:t>
       </w:r>
       <w:r>
         <w:rPr>
@@ -2637,120 +2591,14 @@
         <w:rPr>
           <w:rFonts w:hint="eastAsia"/>
         </w:rPr>
-        <w:t>=2+2</w:t>
-      </w:r>
-      <w:proofErr w:type="gramStart"/>
-      <w:r>
-        <w:rPr>
-          <w:rFonts w:hint="eastAsia"/>
-        </w:rPr>
-        <w:t>^(</w:t>
-      </w:r>
-      <w:proofErr w:type="gramEnd"/>
-      <w:r>
-        <w:rPr>
-          <w:rFonts w:hint="eastAsia"/>
-        </w:rPr>
-        <w:t>-</w:t>
-      </w:r>
-      <w:proofErr w:type="gramStart"/>
-      <w:r>
-        <w:rPr>
-          <w:rFonts w:hint="eastAsia"/>
-        </w:rPr>
-        <w:t>2)+</w:t>
-      </w:r>
-      <w:proofErr w:type="gramEnd"/>
-      <w:r>
-        <w:rPr>
-          <w:rFonts w:hint="eastAsia"/>
-        </w:rPr>
-        <w:t>2</w:t>
-      </w:r>
-      <w:proofErr w:type="gramStart"/>
-      <w:r>
-        <w:rPr>
-          <w:rFonts w:hint="eastAsia"/>
-        </w:rPr>
-        <w:t>^(</w:t>
-      </w:r>
-      <w:proofErr w:type="gramEnd"/>
-      <w:r>
-        <w:rPr>
-          <w:rFonts w:hint="eastAsia"/>
-        </w:rPr>
-        <w:t>-</w:t>
-      </w:r>
-      <w:proofErr w:type="gramStart"/>
-      <w:r>
-        <w:rPr>
-          <w:rFonts w:hint="eastAsia"/>
-        </w:rPr>
-        <w:t>4)+</w:t>
-      </w:r>
-      <w:proofErr w:type="gramEnd"/>
-      <w:r>
-        <w:rPr>
-          <w:rFonts w:hint="eastAsia"/>
-        </w:rPr>
-        <w:t>2</w:t>
-      </w:r>
-      <w:proofErr w:type="gramStart"/>
-      <w:r>
-        <w:rPr>
-          <w:rFonts w:hint="eastAsia"/>
-        </w:rPr>
-        <w:t>^(</w:t>
-      </w:r>
-      <w:proofErr w:type="gramEnd"/>
-      <w:r>
-        <w:rPr>
-          <w:rFonts w:hint="eastAsia"/>
-        </w:rPr>
-        <w:t>-</w:t>
-      </w:r>
-      <w:proofErr w:type="gramStart"/>
-      <w:r>
-        <w:rPr>
-          <w:rFonts w:hint="eastAsia"/>
-        </w:rPr>
-        <w:t>6)</w:t>
-      </w:r>
-      <w:r>
-        <w:rPr>
-          <w:rFonts w:hint="eastAsia"/>
-        </w:rPr>
-        <w:t>+</w:t>
-      </w:r>
-      <w:proofErr w:type="gramEnd"/>
-      <w:r>
-        <w:rPr>
-          <w:rFonts w:hint="eastAsia"/>
-        </w:rPr>
-        <w:t>2</w:t>
-      </w:r>
-      <w:proofErr w:type="gramStart"/>
-      <w:r>
-        <w:rPr>
-          <w:rFonts w:hint="eastAsia"/>
-        </w:rPr>
-        <w:t>^(</w:t>
-      </w:r>
-      <w:proofErr w:type="gramEnd"/>
-      <w:r>
-        <w:rPr>
-          <w:rFonts w:hint="eastAsia"/>
-        </w:rPr>
-        <w:t>-</w:t>
-      </w:r>
-      <w:proofErr w:type="gramStart"/>
-      <w:r>
-        <w:rPr>
-          <w:rFonts w:hint="eastAsia"/>
-        </w:rPr>
-        <w:t>7)=</w:t>
-      </w:r>
-      <w:proofErr w:type="gramEnd"/>
+        <w:t>=2+2^(-2)+2^(-4)+2^(-6)</w:t>
+      </w:r>
+      <w:r>
+        <w:rPr>
+          <w:rFonts w:hint="eastAsia"/>
+        </w:rPr>
+        <w:t>+2^(-7)=</w:t>
+      </w:r>
       <w:r>
         <w:rPr>
           <w:rFonts w:hint="eastAsia"/>
@@ -3183,41 +3031,13 @@
         <w:rPr>
           <w:rFonts w:hint="eastAsia"/>
         </w:rPr>
-        <w:t>一旦e更新了，</w:t>
-      </w:r>
-      <w:proofErr w:type="spellStart"/>
-      <w:r>
-        <w:rPr>
-          <w:rFonts w:hint="eastAsia"/>
-        </w:rPr>
-        <w:t>vp</w:t>
-      </w:r>
-      <w:proofErr w:type="spellEnd"/>
-      <w:r>
-        <w:rPr>
-          <w:rFonts w:hint="eastAsia"/>
-        </w:rPr>
-        <w:t>和vi都更新了，就得到一个v，否则</w:t>
-      </w:r>
-      <w:r>
-        <w:rPr>
-          <w:rFonts w:hint="eastAsia"/>
-        </w:rPr>
-        <w:t>e就为0，此时</w:t>
-      </w:r>
-      <w:proofErr w:type="spellStart"/>
-      <w:r>
-        <w:rPr>
-          <w:rFonts w:hint="eastAsia"/>
-        </w:rPr>
-        <w:t>vp</w:t>
-      </w:r>
-      <w:proofErr w:type="spellEnd"/>
-      <w:r>
-        <w:rPr>
-          <w:rFonts w:hint="eastAsia"/>
-        </w:rPr>
-        <w:t>=0，v=vi，一直保持。</w:t>
+        <w:t>一旦e更新了，vp和vi都更新了，就得到一个v，否则</w:t>
+      </w:r>
+      <w:r>
+        <w:rPr>
+          <w:rFonts w:hint="eastAsia"/>
+        </w:rPr>
+        <w:t>e就为0，此时vp=0，v=vi，一直保持。</w:t>
       </w:r>
       <w:r>
         <w:rPr>
@@ -3922,51 +3742,17 @@
         </w:rPr>
       </w:pPr>
       <w:r>
-        <w:t xml:space="preserve">b = </w:t>
-      </w:r>
-      <w:proofErr w:type="spellStart"/>
-      <w:r>
-        <w:t>rcosdesign</w:t>
-      </w:r>
-      <w:proofErr w:type="spellEnd"/>
-      <w:r>
-        <w:t>(</w:t>
-      </w:r>
-      <w:proofErr w:type="spellStart"/>
-      <w:proofErr w:type="gramStart"/>
-      <w:r>
-        <w:t>beta,span</w:t>
-      </w:r>
-      <w:proofErr w:type="gramEnd"/>
-      <w:r>
-        <w:t>,sps</w:t>
-      </w:r>
-      <w:proofErr w:type="spellEnd"/>
-      <w:r>
-        <w:t>*2,'sqrt'</w:t>
-      </w:r>
-      <w:proofErr w:type="gramStart"/>
-      <w:r>
-        <w:t>) ;</w:t>
-      </w:r>
-      <w:proofErr w:type="gramEnd"/>
-    </w:p>
-    <w:p>
-      <w:pPr>
-        <w:rPr>
-          <w:rFonts w:hint="eastAsia"/>
-        </w:rPr>
-      </w:pPr>
-      <w:r>
-        <w:t>b = b(</w:t>
-      </w:r>
-      <w:proofErr w:type="gramStart"/>
-      <w:r>
-        <w:t>2:2:end</w:t>
-      </w:r>
-      <w:proofErr w:type="gramEnd"/>
-      <w:r>
-        <w:t>);</w:t>
+        <w:t>b = rcosdesign(beta,span,sps*2,'sqrt') ;</w:t>
+      </w:r>
+    </w:p>
+    <w:p>
+      <w:pPr>
+        <w:rPr>
+          <w:rFonts w:hint="eastAsia"/>
+        </w:rPr>
+      </w:pPr>
+      <w:r>
+        <w:t>b = b(2:2:end);</w:t>
       </w:r>
     </w:p>
     <w:p>
@@ -4094,21 +3880,7 @@
         <w:rPr>
           <w:rFonts w:hint="eastAsia"/>
         </w:rPr>
-        <w:t>整数</w:t>
-      </w:r>
-      <w:proofErr w:type="gramStart"/>
-      <w:r>
-        <w:rPr>
-          <w:rFonts w:hint="eastAsia"/>
-        </w:rPr>
-        <w:t>倍</w:t>
-      </w:r>
-      <w:proofErr w:type="gramEnd"/>
-      <w:r>
-        <w:rPr>
-          <w:rFonts w:hint="eastAsia"/>
-        </w:rPr>
-        <w:t>抽取</w:t>
+        <w:t>整数倍抽取</w:t>
       </w:r>
       <w:r>
         <w:rPr>
@@ -4869,21 +4641,7 @@
         <w:rPr>
           <w:rFonts w:hint="eastAsia"/>
         </w:rPr>
-        <w:t>卷积需要</w:t>
-      </w:r>
-      <w:proofErr w:type="gramStart"/>
-      <w:r>
-        <w:rPr>
-          <w:rFonts w:hint="eastAsia"/>
-        </w:rPr>
-        <w:t>反折再滑动</w:t>
-      </w:r>
-      <w:proofErr w:type="gramEnd"/>
-      <w:r>
-        <w:rPr>
-          <w:rFonts w:hint="eastAsia"/>
-        </w:rPr>
-        <w:t>相乘</w:t>
+        <w:t>卷积需要反折再滑动相乘</w:t>
       </w:r>
     </w:p>
     <w:p>
@@ -5828,36 +5586,21 @@
           <w:rFonts w:hint="eastAsia"/>
         </w:rPr>
       </w:pPr>
-      <w:proofErr w:type="spellStart"/>
-      <w:r>
-        <w:rPr>
-          <w:rFonts w:hint="eastAsia"/>
-        </w:rPr>
-        <w:t>Matlab</w:t>
-      </w:r>
-      <w:proofErr w:type="spellEnd"/>
-      <w:r>
-        <w:rPr>
-          <w:rFonts w:hint="eastAsia"/>
-        </w:rPr>
-        <w:t>验证程序如下：</w:t>
-      </w:r>
-    </w:p>
-    <w:p>
-      <w:pPr>
-        <w:rPr>
-          <w:rFonts w:hint="eastAsia"/>
-        </w:rPr>
-      </w:pPr>
-      <w:proofErr w:type="spellStart"/>
-      <w:proofErr w:type="gramStart"/>
-      <w:r>
-        <w:t>clc;clear</w:t>
-      </w:r>
-      <w:proofErr w:type="spellEnd"/>
-      <w:proofErr w:type="gramEnd"/>
-      <w:r>
-        <w:t>;</w:t>
+      <w:r>
+        <w:rPr>
+          <w:rFonts w:hint="eastAsia"/>
+        </w:rPr>
+        <w:t>Matlab验证程序如下：</w:t>
+      </w:r>
+    </w:p>
+    <w:p>
+      <w:pPr>
+        <w:rPr>
+          <w:rFonts w:hint="eastAsia"/>
+        </w:rPr>
+      </w:pPr>
+      <w:r>
+        <w:t>clc;clear;</w:t>
       </w:r>
     </w:p>
     <w:p>
@@ -5886,193 +5629,68 @@
           <w:rFonts w:hint="eastAsia"/>
         </w:rPr>
       </w:pPr>
-      <w:proofErr w:type="spellStart"/>
-      <w:r>
-        <w:t>src_in</w:t>
-      </w:r>
-      <w:proofErr w:type="spellEnd"/>
-      <w:r>
-        <w:t xml:space="preserve"> = </w:t>
-      </w:r>
-      <w:proofErr w:type="spellStart"/>
-      <w:proofErr w:type="gramStart"/>
-      <w:r>
-        <w:t>randn</w:t>
-      </w:r>
-      <w:proofErr w:type="spellEnd"/>
-      <w:r>
-        <w:t>(</w:t>
-      </w:r>
-      <w:proofErr w:type="gramEnd"/>
-      <w:r>
-        <w:t>200,1);</w:t>
-      </w:r>
-    </w:p>
-    <w:p>
-      <w:pPr>
-        <w:rPr>
-          <w:rFonts w:hint="eastAsia"/>
-        </w:rPr>
-      </w:pPr>
-      <w:proofErr w:type="spellStart"/>
-      <w:r>
-        <w:t>src_out</w:t>
-      </w:r>
-      <w:proofErr w:type="spellEnd"/>
-      <w:r>
-        <w:t>=conv(</w:t>
-      </w:r>
-      <w:proofErr w:type="spellStart"/>
-      <w:r>
-        <w:t>src_</w:t>
-      </w:r>
-      <w:proofErr w:type="gramStart"/>
-      <w:r>
-        <w:t>in,h</w:t>
-      </w:r>
-      <w:proofErr w:type="spellEnd"/>
-      <w:proofErr w:type="gramEnd"/>
-      <w:r>
-        <w:t>);</w:t>
-      </w:r>
-    </w:p>
-    <w:p>
-      <w:pPr>
-        <w:rPr>
-          <w:rFonts w:hint="eastAsia"/>
-        </w:rPr>
-      </w:pPr>
-      <w:proofErr w:type="spellStart"/>
-      <w:r>
-        <w:t>src_deci_out</w:t>
-      </w:r>
-      <w:proofErr w:type="spellEnd"/>
-      <w:r>
-        <w:t xml:space="preserve"> = </w:t>
-      </w:r>
-      <w:proofErr w:type="spellStart"/>
-      <w:r>
-        <w:t>src_</w:t>
-      </w:r>
-      <w:proofErr w:type="gramStart"/>
-      <w:r>
-        <w:t>out</w:t>
-      </w:r>
-      <w:proofErr w:type="spellEnd"/>
-      <w:r>
-        <w:t>(2:2:end</w:t>
-      </w:r>
-      <w:proofErr w:type="gramEnd"/>
-      <w:r>
-        <w:t>);</w:t>
-      </w:r>
-    </w:p>
-    <w:p>
-      <w:pPr>
-        <w:rPr>
-          <w:rFonts w:hint="eastAsia"/>
-        </w:rPr>
-      </w:pPr>
-      <w:proofErr w:type="spellStart"/>
-      <w:r>
-        <w:t>h_odd</w:t>
-      </w:r>
-      <w:proofErr w:type="spellEnd"/>
-      <w:r>
-        <w:t xml:space="preserve"> = h(</w:t>
-      </w:r>
-      <w:proofErr w:type="gramStart"/>
-      <w:r>
-        <w:t>1:2:end</w:t>
-      </w:r>
-      <w:proofErr w:type="gramEnd"/>
-      <w:r>
-        <w:t>);</w:t>
-      </w:r>
-    </w:p>
-    <w:p>
-      <w:pPr>
-        <w:rPr>
-          <w:rFonts w:hint="eastAsia"/>
-        </w:rPr>
-      </w:pPr>
-      <w:proofErr w:type="spellStart"/>
-      <w:r>
-        <w:t>h_even</w:t>
-      </w:r>
-      <w:proofErr w:type="spellEnd"/>
-      <w:r>
-        <w:t xml:space="preserve"> = h(</w:t>
-      </w:r>
-      <w:proofErr w:type="gramStart"/>
-      <w:r>
-        <w:t>2:2:end</w:t>
-      </w:r>
-      <w:proofErr w:type="gramEnd"/>
-      <w:r>
-        <w:t>);</w:t>
-      </w:r>
-    </w:p>
-    <w:p>
-      <w:pPr>
-        <w:rPr>
-          <w:rFonts w:hint="eastAsia"/>
-        </w:rPr>
-      </w:pPr>
-      <w:proofErr w:type="spellStart"/>
-      <w:r>
-        <w:t>src_in_odd</w:t>
-      </w:r>
-      <w:proofErr w:type="spellEnd"/>
-      <w:r>
-        <w:t xml:space="preserve"> = </w:t>
-      </w:r>
-      <w:proofErr w:type="spellStart"/>
-      <w:r>
-        <w:t>src_</w:t>
-      </w:r>
-      <w:proofErr w:type="gramStart"/>
-      <w:r>
-        <w:t>in</w:t>
-      </w:r>
-      <w:proofErr w:type="spellEnd"/>
-      <w:r>
-        <w:t>(1:2:end</w:t>
-      </w:r>
-      <w:proofErr w:type="gramEnd"/>
-      <w:r>
-        <w:t>);</w:t>
-      </w:r>
-    </w:p>
-    <w:p>
-      <w:pPr>
-        <w:rPr>
-          <w:rFonts w:hint="eastAsia"/>
-        </w:rPr>
-      </w:pPr>
-      <w:proofErr w:type="spellStart"/>
-      <w:r>
-        <w:t>src_in_even</w:t>
-      </w:r>
-      <w:proofErr w:type="spellEnd"/>
-      <w:r>
-        <w:t xml:space="preserve"> = </w:t>
-      </w:r>
-      <w:proofErr w:type="spellStart"/>
-      <w:r>
-        <w:t>src_</w:t>
-      </w:r>
-      <w:proofErr w:type="gramStart"/>
-      <w:r>
-        <w:t>in</w:t>
-      </w:r>
-      <w:proofErr w:type="spellEnd"/>
-      <w:r>
-        <w:t>(2:2:end</w:t>
-      </w:r>
-      <w:proofErr w:type="gramEnd"/>
-      <w:r>
-        <w:t>);</w:t>
+      <w:r>
+        <w:t>src_in = randn(200,1);</w:t>
+      </w:r>
+    </w:p>
+    <w:p>
+      <w:pPr>
+        <w:rPr>
+          <w:rFonts w:hint="eastAsia"/>
+        </w:rPr>
+      </w:pPr>
+      <w:r>
+        <w:t>src_out=conv(src_in,h);</w:t>
+      </w:r>
+    </w:p>
+    <w:p>
+      <w:pPr>
+        <w:rPr>
+          <w:rFonts w:hint="eastAsia"/>
+        </w:rPr>
+      </w:pPr>
+      <w:r>
+        <w:t>src_deci_out = src_out(2:2:end);</w:t>
+      </w:r>
+    </w:p>
+    <w:p>
+      <w:pPr>
+        <w:rPr>
+          <w:rFonts w:hint="eastAsia"/>
+        </w:rPr>
+      </w:pPr>
+      <w:r>
+        <w:t>h_odd = h(1:2:end);</w:t>
+      </w:r>
+    </w:p>
+    <w:p>
+      <w:pPr>
+        <w:rPr>
+          <w:rFonts w:hint="eastAsia"/>
+        </w:rPr>
+      </w:pPr>
+      <w:r>
+        <w:t>h_even = h(2:2:end);</w:t>
+      </w:r>
+    </w:p>
+    <w:p>
+      <w:pPr>
+        <w:rPr>
+          <w:rFonts w:hint="eastAsia"/>
+        </w:rPr>
+      </w:pPr>
+      <w:r>
+        <w:t>src_in_odd = src_in(1:2:end);</w:t>
+      </w:r>
+    </w:p>
+    <w:p>
+      <w:pPr>
+        <w:rPr>
+          <w:rFonts w:hint="eastAsia"/>
+        </w:rPr>
+      </w:pPr>
+      <w:r>
+        <w:t>src_in_even = src_in(2:2:end);</w:t>
       </w:r>
     </w:p>
     <w:p>
@@ -6092,45 +5710,8 @@
           <w:rFonts w:hint="eastAsia"/>
         </w:rPr>
       </w:pPr>
-      <w:proofErr w:type="spellStart"/>
-      <w:r>
-        <w:t>src_polyphase_out</w:t>
-      </w:r>
-      <w:proofErr w:type="spellEnd"/>
-      <w:r>
-        <w:t xml:space="preserve"> = conv(</w:t>
-      </w:r>
-      <w:proofErr w:type="spellStart"/>
-      <w:r>
-        <w:t>src_in_</w:t>
-      </w:r>
-      <w:proofErr w:type="gramStart"/>
-      <w:r>
-        <w:t>even,h</w:t>
-      </w:r>
-      <w:proofErr w:type="gramEnd"/>
-      <w:r>
-        <w:t>_odd</w:t>
-      </w:r>
-      <w:proofErr w:type="spellEnd"/>
-      <w:r>
-        <w:t>) + conv(</w:t>
-      </w:r>
-      <w:proofErr w:type="spellStart"/>
-      <w:r>
-        <w:t>src_in_</w:t>
-      </w:r>
-      <w:proofErr w:type="gramStart"/>
-      <w:r>
-        <w:t>odd,h</w:t>
-      </w:r>
-      <w:proofErr w:type="gramEnd"/>
-      <w:r>
-        <w:t>_even</w:t>
-      </w:r>
-      <w:proofErr w:type="spellEnd"/>
-      <w:r>
-        <w:t>);</w:t>
+      <w:r>
+        <w:t>src_polyphase_out = conv(src_in_even,h_odd) + conv(src_in_odd,h_even);</w:t>
       </w:r>
     </w:p>
     <w:p>
@@ -6150,38 +5731,17 @@
         </w:rPr>
       </w:pPr>
       <w:r>
-        <w:t>plot(</w:t>
-      </w:r>
-      <w:proofErr w:type="spellStart"/>
-      <w:r>
-        <w:t>src_deci_out</w:t>
-      </w:r>
-      <w:proofErr w:type="spellEnd"/>
-      <w:proofErr w:type="gramStart"/>
-      <w:r>
-        <w:t>);hold</w:t>
-      </w:r>
-      <w:proofErr w:type="gramEnd"/>
-      <w:r>
-        <w:t xml:space="preserve"> on</w:t>
-      </w:r>
-    </w:p>
-    <w:p>
-      <w:pPr>
-        <w:rPr>
-          <w:rFonts w:hint="eastAsia"/>
-        </w:rPr>
-      </w:pPr>
-      <w:r>
-        <w:t>plot(</w:t>
-      </w:r>
-      <w:proofErr w:type="spellStart"/>
-      <w:r>
-        <w:t>src_polyphase_out</w:t>
-      </w:r>
-      <w:proofErr w:type="spellEnd"/>
-      <w:r>
-        <w:t>,'--'); hold off</w:t>
+        <w:t>plot(src_deci_out);hold on</w:t>
+      </w:r>
+    </w:p>
+    <w:p>
+      <w:pPr>
+        <w:rPr>
+          <w:rFonts w:hint="eastAsia"/>
+        </w:rPr>
+      </w:pPr>
+      <w:r>
+        <w:t>plot(src_polyphase_out,'--'); hold off</w:t>
       </w:r>
     </w:p>
     <w:p>
@@ -6681,19 +6241,11 @@
           <w:rFonts w:hint="eastAsia"/>
         </w:rPr>
       </w:pPr>
-      <w:proofErr w:type="gramStart"/>
-      <w:r>
-        <w:rPr>
-          <w:rFonts w:hint="eastAsia"/>
-        </w:rPr>
-        <w:t>先插零</w:t>
-      </w:r>
-      <w:proofErr w:type="gramEnd"/>
-      <w:r>
-        <w:rPr>
-          <w:rFonts w:hint="eastAsia"/>
-        </w:rPr>
-        <w:t>再滤波，注意此时的滤波器抽头应该是在过采样率下得到的</w:t>
+      <w:r>
+        <w:rPr>
+          <w:rFonts w:hint="eastAsia"/>
+        </w:rPr>
+        <w:t>先插零再滤波，注意此时的滤波器抽头应该是在过采样率下得到的</w:t>
       </w:r>
     </w:p>
     <w:p>
@@ -7799,21 +7351,7 @@
         <w:rPr>
           <w:rFonts w:hint="eastAsia"/>
         </w:rPr>
-        <w:t>小数</w:t>
-      </w:r>
-      <w:proofErr w:type="gramStart"/>
-      <w:r>
-        <w:rPr>
-          <w:rFonts w:hint="eastAsia"/>
-        </w:rPr>
-        <w:t>倍</w:t>
-      </w:r>
-      <w:proofErr w:type="gramEnd"/>
-      <w:r>
-        <w:rPr>
-          <w:rFonts w:hint="eastAsia"/>
-        </w:rPr>
-        <w:t>抽取</w:t>
+        <w:t>小数倍抽取</w:t>
       </w:r>
     </w:p>
     <w:p>
@@ -7948,19 +7486,11 @@
           <m:t>=32</m:t>
         </m:r>
       </m:oMath>
-      <w:proofErr w:type="gramStart"/>
-      <w:r>
-        <w:rPr>
-          <w:rFonts w:hint="eastAsia"/>
-        </w:rPr>
-        <w:t>个</w:t>
-      </w:r>
-      <w:proofErr w:type="gramEnd"/>
-      <w:r>
-        <w:rPr>
-          <w:rFonts w:hint="eastAsia"/>
-        </w:rPr>
-        <w:t>相位的量化。</w:t>
+      <w:r>
+        <w:rPr>
+          <w:rFonts w:hint="eastAsia"/>
+        </w:rPr>
+        <w:t>个相位的量化。</w:t>
       </w:r>
     </w:p>
     <w:p>
@@ -8176,21 +7706,7 @@
         <w:rPr>
           <w:rFonts w:hint="eastAsia"/>
         </w:rPr>
-        <w:t>0/32, 1/32, 2/32, .</w:t>
-      </w:r>
-      <w:proofErr w:type="gramStart"/>
-      <w:r>
-        <w:rPr>
-          <w:rFonts w:hint="eastAsia"/>
-        </w:rPr>
-        <w:t>..</w:t>
-      </w:r>
-      <w:proofErr w:type="gramEnd"/>
-      <w:r>
-        <w:rPr>
-          <w:rFonts w:hint="eastAsia"/>
-        </w:rPr>
-        <w:t>, 31/32</w:t>
+        <w:t>0/32, 1/32, 2/32, ..., 31/32</w:t>
       </w:r>
       <w:r>
         <w:rPr>
@@ -9440,23 +8956,7 @@
           <w:rFonts w:hint="eastAsia"/>
           <w:iCs/>
         </w:rPr>
-        <w:t xml:space="preserve">mu = </w:t>
-      </w:r>
-      <w:proofErr w:type="spellStart"/>
-      <w:r>
-        <w:rPr>
-          <w:rFonts w:hint="eastAsia"/>
-          <w:iCs/>
-        </w:rPr>
-        <w:t>mu_reg</w:t>
-      </w:r>
-      <w:proofErr w:type="spellEnd"/>
-      <w:r>
-        <w:rPr>
-          <w:rFonts w:hint="eastAsia"/>
-          <w:iCs/>
-        </w:rPr>
-        <w:t>;</w:t>
+        <w:t>mu = mu_reg;</w:t>
       </w:r>
     </w:p>
     <w:p>
@@ -9502,54 +9002,22 @@
           <w:rFonts w:hint="eastAsia"/>
           <w:iCs/>
         </w:rPr>
-        <w:t xml:space="preserve">    </w:t>
-      </w:r>
-      <w:proofErr w:type="spellStart"/>
-      <w:r>
-        <w:rPr>
-          <w:rFonts w:hint="eastAsia"/>
-          <w:iCs/>
-        </w:rPr>
-        <w:t>mu_k</w:t>
-      </w:r>
-      <w:proofErr w:type="spellEnd"/>
-      <w:r>
-        <w:rPr>
-          <w:rFonts w:hint="eastAsia"/>
-          <w:iCs/>
-        </w:rPr>
-        <w:t xml:space="preserve"> = mu + k * R;</w:t>
-      </w:r>
-    </w:p>
-    <w:p>
-      <w:pPr>
-        <w:rPr>
-          <w:rFonts w:hint="eastAsia"/>
-          <w:iCs/>
-        </w:rPr>
-      </w:pPr>
-      <w:r>
-        <w:rPr>
-          <w:rFonts w:hint="eastAsia"/>
-          <w:iCs/>
-        </w:rPr>
-        <w:t xml:space="preserve">    if (</w:t>
-      </w:r>
-      <w:proofErr w:type="spellStart"/>
-      <w:r>
-        <w:rPr>
-          <w:rFonts w:hint="eastAsia"/>
-          <w:iCs/>
-        </w:rPr>
-        <w:t>mu_k</w:t>
-      </w:r>
-      <w:proofErr w:type="spellEnd"/>
-      <w:r>
-        <w:rPr>
-          <w:rFonts w:hint="eastAsia"/>
-          <w:iCs/>
-        </w:rPr>
-        <w:t xml:space="preserve"> &gt;= 1.0)</w:t>
+        <w:t xml:space="preserve">    mu_k = mu + k * R;</w:t>
+      </w:r>
+    </w:p>
+    <w:p>
+      <w:pPr>
+        <w:rPr>
+          <w:rFonts w:hint="eastAsia"/>
+          <w:iCs/>
+        </w:rPr>
+      </w:pPr>
+      <w:r>
+        <w:rPr>
+          <w:rFonts w:hint="eastAsia"/>
+          <w:iCs/>
+        </w:rPr>
+        <w:t xml:space="preserve">    if (mu_k &gt;= 1.0)</w:t>
       </w:r>
     </w:p>
     <w:p>
@@ -9579,141 +9047,52 @@
           <w:rFonts w:hint="eastAsia"/>
           <w:iCs/>
         </w:rPr>
-        <w:t xml:space="preserve">        </w:t>
-      </w:r>
-      <w:proofErr w:type="spellStart"/>
-      <w:r>
-        <w:rPr>
-          <w:rFonts w:hint="eastAsia"/>
-          <w:iCs/>
-        </w:rPr>
-        <w:t>mu_k</w:t>
-      </w:r>
-      <w:proofErr w:type="spellEnd"/>
-      <w:r>
-        <w:rPr>
-          <w:rFonts w:hint="eastAsia"/>
-          <w:iCs/>
-        </w:rPr>
-        <w:t xml:space="preserve"> -= 1.0;</w:t>
-      </w:r>
-    </w:p>
-    <w:p>
-      <w:pPr>
-        <w:rPr>
-          <w:rFonts w:hint="eastAsia"/>
-          <w:iCs/>
-        </w:rPr>
-      </w:pPr>
-      <w:r>
-        <w:rPr>
-          <w:rFonts w:hint="eastAsia"/>
-          <w:iCs/>
-        </w:rPr>
-        <w:t xml:space="preserve">        phase = (int</w:t>
-      </w:r>
-      <w:proofErr w:type="gramStart"/>
-      <w:r>
-        <w:rPr>
-          <w:rFonts w:hint="eastAsia"/>
-          <w:iCs/>
-        </w:rPr>
-        <w:t>)(</w:t>
-      </w:r>
-      <w:proofErr w:type="spellStart"/>
-      <w:proofErr w:type="gramEnd"/>
-      <w:r>
-        <w:rPr>
-          <w:rFonts w:hint="eastAsia"/>
-          <w:iCs/>
-        </w:rPr>
-        <w:t>mu_k</w:t>
-      </w:r>
-      <w:proofErr w:type="spellEnd"/>
-      <w:r>
-        <w:rPr>
-          <w:rFonts w:hint="eastAsia"/>
-          <w:iCs/>
-        </w:rPr>
-        <w:t xml:space="preserve"> * 32);</w:t>
-      </w:r>
-    </w:p>
-    <w:p>
-      <w:pPr>
-        <w:rPr>
-          <w:rFonts w:hint="eastAsia"/>
-          <w:iCs/>
-        </w:rPr>
-      </w:pPr>
-      <w:r>
-        <w:rPr>
-          <w:rFonts w:hint="eastAsia"/>
-          <w:iCs/>
-        </w:rPr>
-        <w:t xml:space="preserve">        </w:t>
-      </w:r>
-      <w:proofErr w:type="spellStart"/>
-      <w:r>
-        <w:rPr>
-          <w:rFonts w:hint="eastAsia"/>
-          <w:iCs/>
-        </w:rPr>
-        <w:t>y_out</w:t>
-      </w:r>
-      <w:proofErr w:type="spellEnd"/>
-      <w:r>
-        <w:rPr>
-          <w:rFonts w:hint="eastAsia"/>
-          <w:iCs/>
-        </w:rPr>
-        <w:t xml:space="preserve"> = FIR(x[</w:t>
-      </w:r>
-      <w:proofErr w:type="spellStart"/>
-      <w:r>
-        <w:rPr>
-          <w:rFonts w:hint="eastAsia"/>
-          <w:iCs/>
-        </w:rPr>
-        <w:t>n+k</w:t>
-      </w:r>
-      <w:proofErr w:type="spellEnd"/>
-      <w:r>
-        <w:rPr>
-          <w:rFonts w:hint="eastAsia"/>
-          <w:iCs/>
-        </w:rPr>
-        <w:t>], phase);</w:t>
-      </w:r>
-    </w:p>
-    <w:p>
-      <w:pPr>
-        <w:rPr>
-          <w:rFonts w:hint="eastAsia"/>
-          <w:iCs/>
-        </w:rPr>
-      </w:pPr>
-      <w:r>
-        <w:rPr>
-          <w:rFonts w:hint="eastAsia"/>
-          <w:iCs/>
-        </w:rPr>
-        <w:t xml:space="preserve">        output(</w:t>
-      </w:r>
-      <w:proofErr w:type="spellStart"/>
-      <w:r>
-        <w:rPr>
-          <w:rFonts w:hint="eastAsia"/>
-          <w:iCs/>
-        </w:rPr>
-        <w:t>y_out</w:t>
-      </w:r>
-      <w:proofErr w:type="spellEnd"/>
-      <w:r>
-        <w:rPr>
-          <w:rFonts w:hint="eastAsia"/>
-          <w:iCs/>
-        </w:rPr>
-        <w:t>);</w:t>
+        <w:t xml:space="preserve">        mu_k -= 1.0;</w:t>
+      </w:r>
+    </w:p>
+    <w:p>
+      <w:pPr>
+        <w:rPr>
+          <w:rFonts w:hint="eastAsia"/>
+          <w:iCs/>
+        </w:rPr>
+      </w:pPr>
+      <w:r>
+        <w:rPr>
+          <w:rFonts w:hint="eastAsia"/>
+          <w:iCs/>
+        </w:rPr>
+        <w:t xml:space="preserve">        phase = (int)(mu_k * 32);</w:t>
+      </w:r>
+    </w:p>
+    <w:p>
+      <w:pPr>
+        <w:rPr>
+          <w:rFonts w:hint="eastAsia"/>
+          <w:iCs/>
+        </w:rPr>
+      </w:pPr>
+      <w:r>
+        <w:rPr>
+          <w:rFonts w:hint="eastAsia"/>
+          <w:iCs/>
+        </w:rPr>
+        <w:t xml:space="preserve">        y_out = FIR(x[n+k], phase);</w:t>
+      </w:r>
+    </w:p>
+    <w:p>
+      <w:pPr>
+        <w:rPr>
+          <w:rFonts w:hint="eastAsia"/>
+          <w:iCs/>
+        </w:rPr>
+      </w:pPr>
+      <w:r>
+        <w:rPr>
+          <w:rFonts w:hint="eastAsia"/>
+          <w:iCs/>
+        </w:rPr>
+        <w:t xml:space="preserve">        output(y_out);</w:t>
       </w:r>
     </w:p>
     <w:p>
@@ -9798,21 +9177,12 @@
           <w:iCs/>
         </w:rPr>
       </w:pPr>
-      <w:proofErr w:type="spellStart"/>
-      <w:r>
-        <w:rPr>
-          <w:rFonts w:hint="eastAsia"/>
-          <w:iCs/>
-        </w:rPr>
-        <w:t>mu_reg</w:t>
-      </w:r>
-      <w:proofErr w:type="spellEnd"/>
-      <w:r>
-        <w:rPr>
-          <w:rFonts w:hint="eastAsia"/>
-          <w:iCs/>
-        </w:rPr>
-        <w:t xml:space="preserve"> = mu;</w:t>
+      <w:r>
+        <w:rPr>
+          <w:rFonts w:hint="eastAsia"/>
+          <w:iCs/>
+        </w:rPr>
+        <w:t>mu_reg = mu;</w:t>
       </w:r>
     </w:p>
     <w:p>
@@ -10017,23 +9387,7 @@
           <w:rFonts w:hint="eastAsia"/>
           <w:highlight w:val="yellow"/>
         </w:rPr>
-        <w:t>溢出的时候，触发分支</w:t>
-      </w:r>
-      <w:proofErr w:type="spellStart"/>
-      <w:r>
-        <w:rPr>
-          <w:rFonts w:hint="eastAsia"/>
-          <w:highlight w:val="yellow"/>
-        </w:rPr>
-        <w:t>i</w:t>
-      </w:r>
-      <w:proofErr w:type="spellEnd"/>
-      <w:r>
-        <w:rPr>
-          <w:rFonts w:hint="eastAsia"/>
-          <w:highlight w:val="yellow"/>
-        </w:rPr>
-        <w:t>输出一个滤波样点。</w:t>
+        <w:t>溢出的时候，触发分支i输出一个滤波样点。</w:t>
       </w:r>
     </w:p>
     <w:p>
@@ -10189,41 +9543,23 @@
           <w:rFonts w:hint="eastAsia"/>
           <w:iCs/>
         </w:rPr>
-        <w:t>h_phase0</w:t>
-      </w:r>
-      <w:proofErr w:type="gramStart"/>
-      <w:r>
-        <w:rPr>
-          <w:rFonts w:hint="eastAsia"/>
-          <w:iCs/>
-        </w:rPr>
-        <w:t>[ ]</w:t>
-      </w:r>
-      <w:proofErr w:type="gramEnd"/>
-    </w:p>
-    <w:p>
-      <w:pPr>
-        <w:rPr>
-          <w:rFonts w:hint="eastAsia"/>
-          <w:iCs/>
-        </w:rPr>
-      </w:pPr>
-      <w:r>
-        <w:rPr>
-          <w:rFonts w:hint="eastAsia"/>
-          <w:iCs/>
-        </w:rPr>
-        <w:t>h_phase1</w:t>
-      </w:r>
-      <w:proofErr w:type="gramStart"/>
-      <w:r>
-        <w:rPr>
-          <w:rFonts w:hint="eastAsia"/>
-          <w:iCs/>
-        </w:rPr>
-        <w:t>[ ]</w:t>
-      </w:r>
-      <w:proofErr w:type="gramEnd"/>
+        <w:t>h_phase0[ ]</w:t>
+      </w:r>
+    </w:p>
+    <w:p>
+      <w:pPr>
+        <w:rPr>
+          <w:rFonts w:hint="eastAsia"/>
+          <w:iCs/>
+        </w:rPr>
+      </w:pPr>
+      <w:r>
+        <w:rPr>
+          <w:rFonts w:hint="eastAsia"/>
+          <w:iCs/>
+        </w:rPr>
+        <w:t>h_phase1[ ]</w:t>
+      </w:r>
     </w:p>
     <w:p>
       <w:pPr>
@@ -10252,17 +9588,8 @@
           <w:rFonts w:hint="eastAsia"/>
           <w:iCs/>
         </w:rPr>
-        <w:t>h_phase31</w:t>
-      </w:r>
-      <w:proofErr w:type="gramStart"/>
-      <w:r>
-        <w:rPr>
-          <w:rFonts w:hint="eastAsia"/>
-          <w:iCs/>
-        </w:rPr>
-        <w:t>[ ]</w:t>
-      </w:r>
-      <w:proofErr w:type="gramEnd"/>
+        <w:t>h_phase31[ ]</w:t>
+      </w:r>
     </w:p>
     <w:p>
       <w:pPr>
@@ -10436,25 +9763,7 @@
           <w:iCs/>
           <w:highlight w:val="yellow"/>
         </w:rPr>
-        <w:t>的</w:t>
-      </w:r>
-      <w:proofErr w:type="spellStart"/>
-      <w:r>
-        <w:rPr>
-          <w:rFonts w:hint="eastAsia"/>
-          <w:iCs/>
-          <w:highlight w:val="yellow"/>
-        </w:rPr>
-        <w:t>sinc</w:t>
-      </w:r>
-      <w:proofErr w:type="spellEnd"/>
-      <w:r>
-        <w:rPr>
-          <w:rFonts w:hint="eastAsia"/>
-          <w:iCs/>
-          <w:highlight w:val="yellow"/>
-        </w:rPr>
-        <w:t>函数如下：</w:t>
+        <w:t>的sinc函数如下：</w:t>
       </w:r>
     </w:p>
     <w:p>
@@ -10881,25 +10190,7 @@
           <w:b/>
           <w:bCs/>
         </w:rPr>
-        <w:t>（多项式逼近</w:t>
-      </w:r>
-      <w:proofErr w:type="spellStart"/>
-      <w:r>
-        <w:rPr>
-          <w:rFonts w:hint="eastAsia"/>
-          <w:b/>
-          <w:bCs/>
-        </w:rPr>
-        <w:t>sinc</w:t>
-      </w:r>
-      <w:proofErr w:type="spellEnd"/>
-      <w:r>
-        <w:rPr>
-          <w:rFonts w:hint="eastAsia"/>
-          <w:b/>
-          <w:bCs/>
-        </w:rPr>
-        <w:t>函数）</w:t>
+        <w:t>（多项式逼近sinc函数）</w:t>
       </w:r>
       <w:r>
         <w:t xml:space="preserve"> 就能实现任意精度的分数延迟。</w:t>
@@ -14850,7 +14141,7 @@
           <v:shape id="_x0000_i1025" type="#_x0000_t75" style="width:415pt;height:218.05pt" o:ole="">
             <v:imagedata r:id="rId33" o:title=""/>
           </v:shape>
-          <o:OLEObject Type="Embed" ProgID="Visio.Drawing.15" ShapeID="_x0000_i1025" DrawAspect="Content" ObjectID="_1838219136" r:id="rId34"/>
+          <o:OLEObject Type="Embed" ProgID="Visio.Drawing.15" ShapeID="_x0000_i1025" DrawAspect="Content" ObjectID="_1839155460" r:id="rId34"/>
         </w:object>
       </w:r>
     </w:p>
@@ -14938,21 +14229,7 @@
         <w:rPr>
           <w:rFonts w:hint="eastAsia"/>
         </w:rPr>
-        <w:t>以区间[-5，-4]为例，假设进行</w:t>
-      </w:r>
-      <w:proofErr w:type="gramStart"/>
-      <w:r>
-        <w:rPr>
-          <w:rFonts w:hint="eastAsia"/>
-        </w:rPr>
-        <w:t>一</w:t>
-      </w:r>
-      <w:proofErr w:type="gramEnd"/>
-      <w:r>
-        <w:rPr>
-          <w:rFonts w:hint="eastAsia"/>
-        </w:rPr>
-        <w:t>次线性插值</w:t>
+        <w:t>以区间[-5，-4]为例，假设进行一次线性插值</w:t>
       </w:r>
       <w:r>
         <w:rPr>
@@ -14972,21 +14249,7 @@
         <w:rPr>
           <w:rFonts w:hint="eastAsia"/>
         </w:rPr>
-        <w:t>可以对应在该插值</w:t>
-      </w:r>
-      <w:proofErr w:type="gramStart"/>
-      <w:r>
-        <w:rPr>
-          <w:rFonts w:hint="eastAsia"/>
-        </w:rPr>
-        <w:t>段找到</w:t>
-      </w:r>
-      <w:proofErr w:type="gramEnd"/>
-      <w:r>
-        <w:rPr>
-          <w:rFonts w:hint="eastAsia"/>
-        </w:rPr>
-        <w:t>对应的值，作为该点的估计。</w:t>
+        <w:t>可以对应在该插值段找到对应的值，作为该点的估计。</w:t>
       </w:r>
     </w:p>
     <w:p>
@@ -15513,6 +14776,7 @@
     <w:p>
       <w:pPr>
         <w:rPr>
+          <w:rFonts w:hint="eastAsia"/>
           <w:iCs/>
         </w:rPr>
       </w:pPr>
@@ -15562,6 +14826,9 @@
     <w:p>
       <w:pPr>
         <w:pStyle w:val="1"/>
+        <w:rPr>
+          <w:rFonts w:hint="eastAsia"/>
+        </w:rPr>
       </w:pPr>
       <w:r>
         <w:rPr>
@@ -15571,20 +14838,28 @@
       </w:r>
     </w:p>
     <w:p>
-      <w:r>
-        <w:t xml:space="preserve">在这 24 </w:t>
-      </w:r>
-      <w:proofErr w:type="gramStart"/>
-      <w:r>
-        <w:t>位结果</w:t>
-      </w:r>
-      <w:proofErr w:type="gramEnd"/>
-      <w:r>
-        <w:t>中，最高两位（第 23 位和第 22 位，从 0 开始计数）通常是完全相同的，除非发生了我们之前提到的极少数情况（即两个最小负数相乘）。</w:t>
-      </w:r>
-    </w:p>
-    <w:p/>
-    <w:p>
+      <w:pPr>
+        <w:rPr>
+          <w:rFonts w:hint="eastAsia"/>
+        </w:rPr>
+      </w:pPr>
+      <w:r>
+        <w:t>在这 24 位结果中，最高两位（第 23 位和第 22 位，从 0 开始计数）通常是完全相同的，除非发生了我们之前提到的极少数情况（即两个最小负数相乘）。</w:t>
+      </w:r>
+    </w:p>
+    <w:p>
+      <w:pPr>
+        <w:rPr>
+          <w:rFonts w:hint="eastAsia"/>
+        </w:rPr>
+      </w:pPr>
+    </w:p>
+    <w:p>
+      <w:pPr>
+        <w:rPr>
+          <w:rFonts w:hint="eastAsia"/>
+        </w:rPr>
+      </w:pPr>
       <w:r>
         <w:t xml:space="preserve">对于 (Q7.0 + 1j Q7.0) </w:t>
       </w:r>
@@ -15638,6 +14913,11 @@
             <w:hideMark/>
           </w:tcPr>
           <w:p>
+            <w:pPr>
+              <w:rPr>
+                <w:rFonts w:hint="eastAsia"/>
+              </w:rPr>
+            </w:pPr>
             <w:r>
               <w:rPr>
                 <w:b/>
@@ -15666,21 +14946,17 @@
             <w:hideMark/>
           </w:tcPr>
           <w:p>
-            <w:proofErr w:type="gramStart"/>
+            <w:pPr>
+              <w:rPr>
+                <w:rFonts w:hint="eastAsia"/>
+              </w:rPr>
+            </w:pPr>
             <w:r>
               <w:rPr>
                 <w:b/>
                 <w:bCs/>
               </w:rPr>
-              <w:t>位宽计算</w:t>
-            </w:r>
-            <w:proofErr w:type="gramEnd"/>
-            <w:r>
-              <w:rPr>
-                <w:b/>
-                <w:bCs/>
-              </w:rPr>
-              <w:t>公式</w:t>
+              <w:t>位宽计算公式</w:t>
             </w:r>
           </w:p>
         </w:tc>
@@ -15703,7 +14979,11 @@
             <w:hideMark/>
           </w:tcPr>
           <w:p>
-            <w:proofErr w:type="gramStart"/>
+            <w:pPr>
+              <w:rPr>
+                <w:rFonts w:hint="eastAsia"/>
+              </w:rPr>
+            </w:pPr>
             <w:r>
               <w:rPr>
                 <w:b/>
@@ -15711,7 +14991,6 @@
               </w:rPr>
               <w:t>结果位宽</w:t>
             </w:r>
-            <w:proofErr w:type="gramEnd"/>
           </w:p>
         </w:tc>
         <w:tc>
@@ -15733,6 +15012,11 @@
             <w:hideMark/>
           </w:tcPr>
           <w:p>
+            <w:pPr>
+              <w:rPr>
+                <w:rFonts w:hint="eastAsia"/>
+              </w:rPr>
+            </w:pPr>
             <w:r>
               <w:rPr>
                 <w:b/>
@@ -15766,6 +15050,11 @@
             <w:hideMark/>
           </w:tcPr>
           <w:p>
+            <w:pPr>
+              <w:rPr>
+                <w:rFonts w:hint="eastAsia"/>
+              </w:rPr>
+            </w:pPr>
             <w:r>
               <w:rPr>
                 <w:b/>
@@ -15794,6 +15083,11 @@
             <w:hideMark/>
           </w:tcPr>
           <w:p>
+            <w:pPr>
+              <w:rPr>
+                <w:rFonts w:hint="eastAsia"/>
+              </w:rPr>
+            </w:pPr>
             <w:r>
               <w:t>8 bits</w:t>
             </w:r>
@@ -15818,6 +15112,11 @@
             <w:hideMark/>
           </w:tcPr>
           <w:p>
+            <w:pPr>
+              <w:rPr>
+                <w:rFonts w:hint="eastAsia"/>
+              </w:rPr>
+            </w:pPr>
             <w:r>
               <w:t>8 bits</w:t>
             </w:r>
@@ -15842,6 +15141,11 @@
             <w:hideMark/>
           </w:tcPr>
           <w:p>
+            <w:pPr>
+              <w:rPr>
+                <w:rFonts w:hint="eastAsia"/>
+              </w:rPr>
+            </w:pPr>
             <w:r>
               <w:t>$Q7.0$</w:t>
             </w:r>
@@ -15871,6 +15175,11 @@
             <w:hideMark/>
           </w:tcPr>
           <w:p>
+            <w:pPr>
+              <w:rPr>
+                <w:rFonts w:hint="eastAsia"/>
+              </w:rPr>
+            </w:pPr>
             <w:r>
               <w:rPr>
                 <w:b/>
@@ -15899,6 +15208,11 @@
             <w:hideMark/>
           </w:tcPr>
           <w:p>
+            <w:pPr>
+              <w:rPr>
+                <w:rFonts w:hint="eastAsia"/>
+              </w:rPr>
+            </w:pPr>
             <w:r>
               <w:t>16 bits</w:t>
             </w:r>
@@ -15923,6 +15237,11 @@
             <w:hideMark/>
           </w:tcPr>
           <w:p>
+            <w:pPr>
+              <w:rPr>
+                <w:rFonts w:hint="eastAsia"/>
+              </w:rPr>
+            </w:pPr>
             <w:r>
               <w:t>16 bits</w:t>
             </w:r>
@@ -15947,6 +15266,11 @@
             <w:hideMark/>
           </w:tcPr>
           <w:p>
+            <w:pPr>
+              <w:rPr>
+                <w:rFonts w:hint="eastAsia"/>
+              </w:rPr>
+            </w:pPr>
             <w:r>
               <w:t>$Q1.14$</w:t>
             </w:r>
@@ -15976,6 +15300,11 @@
             <w:hideMark/>
           </w:tcPr>
           <w:p>
+            <w:pPr>
+              <w:rPr>
+                <w:rFonts w:hint="eastAsia"/>
+              </w:rPr>
+            </w:pPr>
             <w:r>
               <w:rPr>
                 <w:b/>
@@ -16004,6 +15333,11 @@
             <w:hideMark/>
           </w:tcPr>
           <w:p>
+            <w:pPr>
+              <w:rPr>
+                <w:rFonts w:hint="eastAsia"/>
+              </w:rPr>
+            </w:pPr>
             <w:r>
               <w:t>$8 + 16$</w:t>
             </w:r>
@@ -16028,6 +15362,11 @@
             <w:hideMark/>
           </w:tcPr>
           <w:p>
+            <w:pPr>
+              <w:rPr>
+                <w:rFonts w:hint="eastAsia"/>
+              </w:rPr>
+            </w:pPr>
             <w:r>
               <w:t>24 bits</w:t>
             </w:r>
@@ -16052,6 +15391,11 @@
             <w:hideMark/>
           </w:tcPr>
           <w:p>
+            <w:pPr>
+              <w:rPr>
+                <w:rFonts w:hint="eastAsia"/>
+              </w:rPr>
+            </w:pPr>
             <w:r>
               <w:t>$Q8.14$</w:t>
             </w:r>
@@ -16081,6 +15425,11 @@
             <w:hideMark/>
           </w:tcPr>
           <w:p>
+            <w:pPr>
+              <w:rPr>
+                <w:rFonts w:hint="eastAsia"/>
+              </w:rPr>
+            </w:pPr>
             <w:r>
               <w:rPr>
                 <w:b/>
@@ -16109,6 +15458,11 @@
             <w:hideMark/>
           </w:tcPr>
           <w:p>
+            <w:pPr>
+              <w:rPr>
+                <w:rFonts w:hint="eastAsia"/>
+              </w:rPr>
+            </w:pPr>
             <w:r>
               <w:t>$24 + 1$ (进位)</w:t>
             </w:r>
@@ -16133,6 +15487,11 @@
             <w:hideMark/>
           </w:tcPr>
           <w:p>
+            <w:pPr>
+              <w:rPr>
+                <w:rFonts w:hint="eastAsia"/>
+              </w:rPr>
+            </w:pPr>
             <w:r>
               <w:rPr>
                 <w:b/>
@@ -16161,6 +15520,11 @@
             <w:hideMark/>
           </w:tcPr>
           <w:p>
+            <w:pPr>
+              <w:rPr>
+                <w:rFonts w:hint="eastAsia"/>
+              </w:rPr>
+            </w:pPr>
             <w:r>
               <w:rPr>
                 <w:b/>
@@ -16173,19 +15537,21 @@
       </w:tr>
     </w:tbl>
     <w:p>
-      <w:r>
-        <w:t>在定点数运算中，</w:t>
-      </w:r>
-      <w:proofErr w:type="gramStart"/>
-      <w:r>
-        <w:t>位宽的</w:t>
-      </w:r>
-      <w:proofErr w:type="gramEnd"/>
-      <w:r>
-        <w:t>合并遵循公式：$Total\_Bits = Bits\_A + Bits\_B$</w:t>
-      </w:r>
-    </w:p>
-    <w:p>
+      <w:pPr>
+        <w:rPr>
+          <w:rFonts w:hint="eastAsia"/>
+        </w:rPr>
+      </w:pPr>
+      <w:r>
+        <w:t>在定点数运算中，位宽的合并遵循公式：$Total\_Bits = Bits\_A + Bits\_B$</w:t>
+      </w:r>
+    </w:p>
+    <w:p>
+      <w:pPr>
+        <w:rPr>
+          <w:rFonts w:hint="eastAsia"/>
+        </w:rPr>
+      </w:pPr>
       <w:r>
         <w:t>当你把两个有符号数相乘时，结果的符号位是由两个输入的符号位异或决定的。为了确保在所有情况下（尤其是两个负数相乘得到正数时）都不溢出，硬件乘法器必须保留所有可能的位深。 $8 + 16 = 24$ bits 是硬件层面上</w:t>
       </w:r>
@@ -16201,6 +15567,11 @@
       </w:r>
     </w:p>
     <w:p>
+      <w:pPr>
+        <w:rPr>
+          <w:rFonts w:hint="eastAsia"/>
+        </w:rPr>
+      </w:pPr>
       <w:r>
         <w:t>补码表示中，负数的表示范围比正数多一个。</w:t>
       </w:r>
@@ -16211,6 +15582,9 @@
           <w:ilvl w:val="0"/>
           <w:numId w:val="5"/>
         </w:numPr>
+        <w:rPr>
+          <w:rFonts w:hint="eastAsia"/>
+        </w:rPr>
       </w:pPr>
       <w:r>
         <w:t>8 位有符号数范围：$-128$ 到 $+127$。</w:t>
@@ -16222,18 +15596,31 @@
           <w:ilvl w:val="0"/>
           <w:numId w:val="5"/>
         </w:numPr>
+        <w:rPr>
+          <w:rFonts w:hint="eastAsia"/>
+        </w:rPr>
       </w:pPr>
       <w:r>
         <w:t>16 位有符号数范围：$-32768$ 到 $+32767$。</w:t>
       </w:r>
     </w:p>
     <w:p>
+      <w:pPr>
+        <w:rPr>
+          <w:rFonts w:hint="eastAsia"/>
+        </w:rPr>
+      </w:pPr>
       <w:r>
         <w:lastRenderedPageBreak/>
         <w:t>考虑“最坏情况”：$-128 \times (-32768)$。</w:t>
       </w:r>
     </w:p>
     <w:p>
+      <w:pPr>
+        <w:rPr>
+          <w:rFonts w:hint="eastAsia"/>
+        </w:rPr>
+      </w:pPr>
       <w:r>
         <w:t>$$-128 \times (-32768) = 4,194,304$$</w:t>
       </w:r>
@@ -16244,6 +15631,9 @@
           <w:ilvl w:val="0"/>
           <w:numId w:val="6"/>
         </w:numPr>
+        <w:rPr>
+          <w:rFonts w:hint="eastAsia"/>
+        </w:rPr>
       </w:pPr>
       <w:r>
         <w:t>23 位有符号数最大能表示的正数是：$2^{22} - 1 = 4,194,303$。</w:t>
@@ -16255,6 +15645,9 @@
           <w:ilvl w:val="0"/>
           <w:numId w:val="6"/>
         </w:numPr>
+        <w:rPr>
+          <w:rFonts w:hint="eastAsia"/>
+        </w:rPr>
       </w:pPr>
       <w:r>
         <w:rPr>
@@ -16269,10 +15662,39 @@
     </w:p>
     <w:p>
       <w:pPr>
-        <w:rPr>
-          <w:rFonts w:hint="eastAsia"/>
-        </w:rPr>
-      </w:pPr>
+        <w:pStyle w:val="1"/>
+      </w:pPr>
+      <w:r>
+        <w:rPr>
+          <w:rFonts w:hint="eastAsia"/>
+        </w:rPr>
+        <w:t>关于时钟速率</w:t>
+      </w:r>
+    </w:p>
+    <w:p>
+      <w:pPr>
+        <w:rPr>
+          <w:rFonts w:hint="eastAsia"/>
+        </w:rPr>
+      </w:pPr>
+      <w:r>
+        <w:rPr>
+          <w:rFonts w:hint="eastAsia"/>
+        </w:rPr>
+        <w:t>其实TLL输入并行成16路后，后面就会进行下采样，因此PLL有了更多时钟周期来计算。对于TLL来说，16路并行，只能在16个clk计算好结果，后面PLL可以在32个clk计算好结果，但是TLL输出不是均匀的，因此PLL也应该尽可能</w:t>
+      </w:r>
+      <w:r>
+        <w:rPr>
+          <w:rFonts w:hint="eastAsia"/>
+        </w:rPr>
+        <w:t>的</w:t>
+      </w:r>
+      <w:r>
+        <w:rPr>
+          <w:rFonts w:hint="eastAsia"/>
+        </w:rPr>
+        <w:t>快。</w:t>
+      </w:r>
     </w:p>
     <w:sectPr>
       <w:pgSz w:w="11906" w:h="16838"/>
@@ -17681,6 +17103,7 @@
   <w:style w:type="character" w:default="1" w:styleId="a0">
     <w:name w:val="Default Paragraph Font"/>
     <w:uiPriority w:val="1"/>
+    <w:semiHidden/>
     <w:unhideWhenUsed/>
   </w:style>
   <w:style w:type="table" w:default="1" w:styleId="a1">
